--- a/assets/shail_cv.docx
+++ b/assets/shail_cv.docx
@@ -1748,14 +1748,12 @@
               </w:rPr>
               <w:t xml:space="preserve"> </w:t>
             </w:r>
-            <w:proofErr w:type="spellStart"/>
             <w:r>
               <w:rPr>
                 <w:sz w:val="20"/>
               </w:rPr>
               <w:t>Dongheui</w:t>
             </w:r>
-            <w:proofErr w:type="spellEnd"/>
             <w:r>
               <w:rPr>
                 <w:spacing w:val="-10"/>
@@ -2969,14 +2967,12 @@
               </w:rPr>
               <w:t xml:space="preserve"> </w:t>
             </w:r>
-            <w:proofErr w:type="spellStart"/>
             <w:r>
               <w:rPr>
                 <w:sz w:val="20"/>
               </w:rPr>
               <w:t>Vruntang</w:t>
             </w:r>
-            <w:proofErr w:type="spellEnd"/>
             <w:r>
               <w:rPr>
                 <w:spacing w:val="-7"/>
@@ -3599,14 +3595,12 @@
               </w:rPr>
               <w:t xml:space="preserve"> </w:t>
             </w:r>
-            <w:proofErr w:type="spellStart"/>
             <w:r>
               <w:rPr>
                 <w:sz w:val="20"/>
               </w:rPr>
               <w:t>Vruntang</w:t>
             </w:r>
-            <w:proofErr w:type="spellEnd"/>
             <w:r>
               <w:rPr>
                 <w:spacing w:val="-7"/>
@@ -4133,14 +4127,12 @@
               </w:rPr>
               <w:t xml:space="preserve"> </w:t>
             </w:r>
-            <w:proofErr w:type="spellStart"/>
             <w:r>
               <w:rPr>
                 <w:sz w:val="20"/>
               </w:rPr>
               <w:t>Vruntang</w:t>
             </w:r>
-            <w:proofErr w:type="spellEnd"/>
             <w:r>
               <w:rPr>
                 <w:spacing w:val="-7"/>
@@ -5104,16 +5096,8 @@
         <w:rPr>
           <w:color w:val="575757"/>
         </w:rPr>
-        <w:t xml:space="preserve">with Prof. Madhu </w:t>
-      </w:r>
-      <w:proofErr w:type="spellStart"/>
-      <w:r>
-        <w:rPr>
-          <w:color w:val="575757"/>
-        </w:rPr>
-        <w:t>Vadali</w:t>
-      </w:r>
-      <w:proofErr w:type="spellEnd"/>
+        <w:t>with Prof. Madhu Vadali</w:t>
+      </w:r>
     </w:p>
     <w:p>
       <w:pPr>
@@ -5305,16 +5289,8 @@
         <w:rPr>
           <w:color w:val="575757"/>
         </w:rPr>
-        <w:t xml:space="preserve">with Prof. Madhu </w:t>
-      </w:r>
-      <w:proofErr w:type="spellStart"/>
-      <w:r>
-        <w:rPr>
-          <w:color w:val="575757"/>
-        </w:rPr>
-        <w:t>Vadali</w:t>
-      </w:r>
-      <w:proofErr w:type="spellEnd"/>
+        <w:t>with Prof. Madhu Vadali</w:t>
+      </w:r>
     </w:p>
     <w:p>
       <w:pPr>
@@ -6433,15 +6409,6 @@
     <w:p>
       <w:pPr>
         <w:pStyle w:val="BodyText"/>
-        <w:spacing w:before="0"/>
-        <w:rPr>
-          <w:sz w:val="28"/>
-        </w:rPr>
-      </w:pPr>
-    </w:p>
-    <w:p>
-      <w:pPr>
-        <w:pStyle w:val="BodyText"/>
         <w:spacing w:before="53"/>
         <w:rPr>
           <w:sz w:val="28"/>
@@ -6459,6 +6426,7 @@
         <w:rPr>
           <w:noProof/>
         </w:rPr>
+        <w:lastRenderedPageBreak/>
         <mc:AlternateContent>
           <mc:Choice Requires="wps">
             <w:drawing>
@@ -6600,7 +6568,7 @@
           <w:p>
             <w:pPr>
               <w:pStyle w:val="TableParagraph"/>
-              <w:spacing w:line="234" w:lineRule="exact"/>
+              <w:spacing w:after="240" w:line="234" w:lineRule="exact"/>
               <w:ind w:right="112"/>
               <w:rPr>
                 <w:sz w:val="20"/>
@@ -6613,7 +6581,11 @@
               <w:t>[J1]</w:t>
             </w:r>
           </w:p>
-          <w:p/>
+          <w:p>
+            <w:pPr>
+              <w:spacing w:after="240"/>
+            </w:pPr>
+          </w:p>
         </w:tc>
         <w:tc>
           <w:tcPr>
@@ -6622,7 +6594,7 @@
           <w:p>
             <w:pPr>
               <w:pStyle w:val="TableParagraph"/>
-              <w:spacing w:before="1" w:line="266" w:lineRule="auto"/>
+              <w:spacing w:before="1" w:after="240" w:line="266" w:lineRule="auto"/>
               <w:rPr>
                 <w:sz w:val="20"/>
               </w:rPr>
@@ -6642,7 +6614,7 @@
           <w:p>
             <w:pPr>
               <w:pStyle w:val="TableParagraph"/>
-              <w:spacing w:before="1" w:line="264" w:lineRule="auto"/>
+              <w:spacing w:before="1" w:after="240" w:line="264" w:lineRule="auto"/>
               <w:ind w:right="284"/>
               <w:rPr>
                 <w:sz w:val="20"/>
@@ -6675,7 +6647,7 @@
           <w:p>
             <w:pPr>
               <w:pStyle w:val="TableParagraph"/>
-              <w:spacing w:before="1" w:line="264" w:lineRule="auto"/>
+              <w:spacing w:before="1" w:after="240" w:line="264" w:lineRule="auto"/>
               <w:rPr>
                 <w:sz w:val="20"/>
               </w:rPr>
@@ -6690,7 +6662,7 @@
           <w:p>
             <w:pPr>
               <w:pStyle w:val="TableParagraph"/>
-              <w:spacing w:before="1" w:line="264" w:lineRule="auto"/>
+              <w:spacing w:before="1" w:after="240" w:line="264" w:lineRule="auto"/>
               <w:rPr>
                 <w:sz w:val="20"/>
               </w:rPr>
@@ -6718,6 +6690,7 @@
           <w:p>
             <w:pPr>
               <w:pStyle w:val="TableParagraph"/>
+              <w:spacing w:after="240"/>
               <w:ind w:right="112"/>
               <w:rPr>
                 <w:sz w:val="20"/>
@@ -6738,6 +6711,7 @@
           <w:p>
             <w:pPr>
               <w:pStyle w:val="TableParagraph"/>
+              <w:spacing w:after="240"/>
               <w:rPr>
                 <w:sz w:val="20"/>
               </w:rPr>
@@ -6757,6 +6731,7 @@
           <w:p>
             <w:pPr>
               <w:pStyle w:val="TableParagraph"/>
+              <w:spacing w:after="240"/>
               <w:ind w:right="431"/>
               <w:rPr>
                 <w:sz w:val="20"/>
@@ -6777,7 +6752,7 @@
           <w:p>
             <w:pPr>
               <w:pStyle w:val="TableParagraph"/>
-              <w:spacing w:line="264" w:lineRule="auto"/>
+              <w:spacing w:after="240" w:line="264" w:lineRule="auto"/>
               <w:rPr>
                 <w:sz w:val="20"/>
               </w:rPr>
@@ -6792,7 +6767,7 @@
           <w:p>
             <w:pPr>
               <w:pStyle w:val="TableParagraph"/>
-              <w:spacing w:line="264" w:lineRule="auto"/>
+              <w:spacing w:after="240" w:line="264" w:lineRule="auto"/>
               <w:rPr>
                 <w:sz w:val="20"/>
               </w:rPr>
@@ -6820,6 +6795,7 @@
           <w:p>
             <w:pPr>
               <w:pStyle w:val="TableParagraph"/>
+              <w:spacing w:after="240"/>
               <w:ind w:right="112"/>
               <w:rPr>
                 <w:sz w:val="20"/>
@@ -6840,29 +6816,16 @@
           <w:p>
             <w:pPr>
               <w:pStyle w:val="TableParagraph"/>
-              <w:rPr>
-                <w:sz w:val="20"/>
-              </w:rPr>
-            </w:pPr>
-            <w:r>
-              <w:rPr>
-                <w:sz w:val="20"/>
-              </w:rPr>
-              <w:t xml:space="preserve">Shail Jadav, Karthik </w:t>
-            </w:r>
-            <w:proofErr w:type="spellStart"/>
-            <w:r>
-              <w:rPr>
-                <w:sz w:val="20"/>
-              </w:rPr>
-              <w:t>Karvaje</w:t>
-            </w:r>
-            <w:proofErr w:type="spellEnd"/>
-            <w:r>
-              <w:rPr>
-                <w:sz w:val="20"/>
-              </w:rPr>
-              <w:t>, Sujay Kadam, Vineet Vashista, James Sulzer, Ashish Deshpande, and Harish PM</w:t>
+              <w:spacing w:after="240"/>
+              <w:rPr>
+                <w:sz w:val="20"/>
+              </w:rPr>
+            </w:pPr>
+            <w:r>
+              <w:rPr>
+                <w:sz w:val="20"/>
+              </w:rPr>
+              <w:t>Shail Jadav, Karthik Karvaje, Sujay Kadam, Vineet Vashista, James Sulzer, Ashish Deshpande, and Harish PM</w:t>
             </w:r>
           </w:p>
         </w:tc>
@@ -6873,6 +6836,7 @@
           <w:p>
             <w:pPr>
               <w:pStyle w:val="TableParagraph"/>
+              <w:spacing w:after="240"/>
               <w:ind w:right="431"/>
               <w:rPr>
                 <w:sz w:val="20"/>
@@ -6893,7 +6857,7 @@
           <w:p>
             <w:pPr>
               <w:pStyle w:val="TableParagraph"/>
-              <w:spacing w:line="264" w:lineRule="auto"/>
+              <w:spacing w:after="240" w:line="264" w:lineRule="auto"/>
               <w:rPr>
                 <w:sz w:val="20"/>
               </w:rPr>
@@ -6908,7 +6872,7 @@
           <w:p>
             <w:pPr>
               <w:pStyle w:val="TableParagraph"/>
-              <w:spacing w:line="264" w:lineRule="auto"/>
+              <w:spacing w:after="240" w:line="264" w:lineRule="auto"/>
               <w:rPr>
                 <w:sz w:val="20"/>
               </w:rPr>
@@ -6936,6 +6900,7 @@
           <w:p>
             <w:pPr>
               <w:pStyle w:val="TableParagraph"/>
+              <w:spacing w:after="240"/>
               <w:ind w:right="112"/>
               <w:rPr>
                 <w:sz w:val="20"/>
@@ -6956,29 +6921,16 @@
           <w:p>
             <w:pPr>
               <w:pStyle w:val="TableParagraph"/>
-              <w:rPr>
-                <w:sz w:val="20"/>
-              </w:rPr>
-            </w:pPr>
-            <w:r>
-              <w:rPr>
-                <w:sz w:val="20"/>
-              </w:rPr>
-              <w:t xml:space="preserve">Shah </w:t>
-            </w:r>
-            <w:proofErr w:type="spellStart"/>
-            <w:r>
-              <w:rPr>
-                <w:sz w:val="20"/>
-              </w:rPr>
-              <w:t>Vrutang</w:t>
-            </w:r>
-            <w:proofErr w:type="spellEnd"/>
-            <w:r>
-              <w:rPr>
-                <w:sz w:val="20"/>
-              </w:rPr>
-              <w:t xml:space="preserve">, Shail </w:t>
+              <w:spacing w:after="240"/>
+              <w:rPr>
+                <w:sz w:val="20"/>
+              </w:rPr>
+            </w:pPr>
+            <w:r>
+              <w:rPr>
+                <w:sz w:val="20"/>
+              </w:rPr>
+              <w:t xml:space="preserve">Shah Vrutang, Shail </w:t>
             </w:r>
             <w:proofErr w:type="gramStart"/>
             <w:r>
@@ -7015,6 +6967,7 @@
           <w:p>
             <w:pPr>
               <w:pStyle w:val="TableParagraph"/>
+              <w:spacing w:after="240"/>
               <w:ind w:right="431"/>
               <w:rPr>
                 <w:sz w:val="20"/>
@@ -7035,7 +6988,7 @@
           <w:p>
             <w:pPr>
               <w:pStyle w:val="TableParagraph"/>
-              <w:spacing w:line="264" w:lineRule="auto"/>
+              <w:spacing w:after="240" w:line="264" w:lineRule="auto"/>
               <w:rPr>
                 <w:sz w:val="20"/>
               </w:rPr>
@@ -7050,7 +7003,7 @@
           <w:p>
             <w:pPr>
               <w:pStyle w:val="TableParagraph"/>
-              <w:spacing w:line="264" w:lineRule="auto"/>
+              <w:spacing w:after="240" w:line="264" w:lineRule="auto"/>
               <w:rPr>
                 <w:sz w:val="20"/>
               </w:rPr>
@@ -7078,6 +7031,7 @@
           <w:p>
             <w:pPr>
               <w:pStyle w:val="TableParagraph"/>
+              <w:spacing w:after="240"/>
               <w:ind w:right="112"/>
               <w:rPr>
                 <w:sz w:val="20"/>
@@ -7098,43 +7052,16 @@
           <w:p>
             <w:pPr>
               <w:pStyle w:val="TableParagraph"/>
-              <w:rPr>
-                <w:sz w:val="20"/>
-              </w:rPr>
-            </w:pPr>
-            <w:r>
-              <w:rPr>
-                <w:sz w:val="20"/>
-              </w:rPr>
-              <w:t xml:space="preserve">Shail Jadav, Johannes </w:t>
-            </w:r>
-            <w:proofErr w:type="spellStart"/>
-            <w:r>
-              <w:rPr>
-                <w:sz w:val="20"/>
-              </w:rPr>
-              <w:t>Heidersberger</w:t>
-            </w:r>
-            <w:proofErr w:type="spellEnd"/>
-            <w:r>
-              <w:rPr>
-                <w:sz w:val="20"/>
-              </w:rPr>
-              <w:t xml:space="preserve">, Christian Ott, and </w:t>
-            </w:r>
-            <w:proofErr w:type="spellStart"/>
-            <w:r>
-              <w:rPr>
-                <w:sz w:val="20"/>
-              </w:rPr>
-              <w:t>Dongheui</w:t>
-            </w:r>
-            <w:proofErr w:type="spellEnd"/>
-            <w:r>
-              <w:rPr>
-                <w:sz w:val="20"/>
-              </w:rPr>
-              <w:t xml:space="preserve"> Lee</w:t>
+              <w:spacing w:after="240"/>
+              <w:rPr>
+                <w:sz w:val="20"/>
+              </w:rPr>
+            </w:pPr>
+            <w:r>
+              <w:rPr>
+                <w:sz w:val="20"/>
+              </w:rPr>
+              <w:t>Shail Jadav, Johannes Heidersberger, Christian Ott, and Dongheui Lee</w:t>
             </w:r>
           </w:p>
         </w:tc>
@@ -7145,6 +7072,7 @@
           <w:p>
             <w:pPr>
               <w:pStyle w:val="TableParagraph"/>
+              <w:spacing w:after="240"/>
               <w:ind w:right="431"/>
               <w:rPr>
                 <w:sz w:val="20"/>
@@ -7165,7 +7093,7 @@
           <w:p>
             <w:pPr>
               <w:pStyle w:val="TableParagraph"/>
-              <w:spacing w:line="264" w:lineRule="auto"/>
+              <w:spacing w:after="240" w:line="264" w:lineRule="auto"/>
               <w:rPr>
                 <w:sz w:val="20"/>
               </w:rPr>
@@ -7180,7 +7108,7 @@
           <w:p>
             <w:pPr>
               <w:pStyle w:val="TableParagraph"/>
-              <w:spacing w:line="264" w:lineRule="auto"/>
+              <w:spacing w:after="240" w:line="264" w:lineRule="auto"/>
               <w:rPr>
                 <w:sz w:val="20"/>
               </w:rPr>
@@ -7208,6 +7136,7 @@
           <w:p>
             <w:pPr>
               <w:pStyle w:val="TableParagraph"/>
+              <w:spacing w:after="240"/>
               <w:ind w:right="112"/>
               <w:rPr>
                 <w:sz w:val="20"/>
@@ -7228,6 +7157,7 @@
           <w:p>
             <w:pPr>
               <w:pStyle w:val="TableParagraph"/>
+              <w:spacing w:after="240"/>
               <w:rPr>
                 <w:sz w:val="20"/>
               </w:rPr>
@@ -7247,6 +7177,7 @@
           <w:p>
             <w:pPr>
               <w:pStyle w:val="TableParagraph"/>
+              <w:spacing w:after="240"/>
               <w:ind w:right="431"/>
               <w:rPr>
                 <w:sz w:val="20"/>
@@ -7267,7 +7198,7 @@
           <w:p>
             <w:pPr>
               <w:pStyle w:val="TableParagraph"/>
-              <w:spacing w:line="264" w:lineRule="auto"/>
+              <w:spacing w:after="240" w:line="264" w:lineRule="auto"/>
               <w:rPr>
                 <w:sz w:val="20"/>
               </w:rPr>
@@ -7282,7 +7213,7 @@
           <w:p>
             <w:pPr>
               <w:pStyle w:val="TableParagraph"/>
-              <w:spacing w:line="264" w:lineRule="auto"/>
+              <w:spacing w:after="240" w:line="264" w:lineRule="auto"/>
               <w:rPr>
                 <w:sz w:val="20"/>
               </w:rPr>
@@ -7310,6 +7241,7 @@
           <w:p>
             <w:pPr>
               <w:pStyle w:val="TableParagraph"/>
+              <w:spacing w:after="240"/>
               <w:ind w:right="112"/>
               <w:rPr>
                 <w:sz w:val="20"/>
@@ -7330,29 +7262,16 @@
           <w:p>
             <w:pPr>
               <w:pStyle w:val="TableParagraph"/>
-              <w:rPr>
-                <w:sz w:val="20"/>
-              </w:rPr>
-            </w:pPr>
-            <w:r>
-              <w:rPr>
-                <w:sz w:val="20"/>
-              </w:rPr>
-              <w:t xml:space="preserve">Shail Jadav, Shubhankar </w:t>
-            </w:r>
-            <w:proofErr w:type="spellStart"/>
-            <w:r>
-              <w:rPr>
-                <w:sz w:val="20"/>
-              </w:rPr>
-              <w:t>Riswadkar</w:t>
-            </w:r>
-            <w:proofErr w:type="spellEnd"/>
-            <w:r>
-              <w:rPr>
-                <w:sz w:val="20"/>
-              </w:rPr>
-              <w:t>, Sujay Kadam, and Harish PM</w:t>
+              <w:spacing w:after="240"/>
+              <w:rPr>
+                <w:sz w:val="20"/>
+              </w:rPr>
+            </w:pPr>
+            <w:r>
+              <w:rPr>
+                <w:sz w:val="20"/>
+              </w:rPr>
+              <w:t>Shail Jadav, Shubhankar Riswadkar, Sujay Kadam, and Harish PM</w:t>
             </w:r>
           </w:p>
         </w:tc>
@@ -7363,6 +7282,7 @@
           <w:p>
             <w:pPr>
               <w:pStyle w:val="TableParagraph"/>
+              <w:spacing w:after="240"/>
               <w:ind w:right="431"/>
               <w:rPr>
                 <w:sz w:val="20"/>
@@ -7383,7 +7303,7 @@
           <w:p>
             <w:pPr>
               <w:pStyle w:val="TableParagraph"/>
-              <w:spacing w:line="264" w:lineRule="auto"/>
+              <w:spacing w:after="240" w:line="264" w:lineRule="auto"/>
               <w:rPr>
                 <w:sz w:val="20"/>
               </w:rPr>
@@ -7398,7 +7318,7 @@
           <w:p>
             <w:pPr>
               <w:pStyle w:val="TableParagraph"/>
-              <w:spacing w:line="264" w:lineRule="auto"/>
+              <w:spacing w:after="240" w:line="264" w:lineRule="auto"/>
               <w:rPr>
                 <w:sz w:val="20"/>
               </w:rPr>
@@ -7426,6 +7346,7 @@
           <w:p>
             <w:pPr>
               <w:pStyle w:val="TableParagraph"/>
+              <w:spacing w:after="240"/>
               <w:ind w:right="112"/>
               <w:rPr>
                 <w:sz w:val="20"/>
@@ -7446,29 +7367,16 @@
           <w:p>
             <w:pPr>
               <w:pStyle w:val="TableParagraph"/>
-              <w:rPr>
-                <w:sz w:val="20"/>
-              </w:rPr>
-            </w:pPr>
-            <w:r>
-              <w:rPr>
-                <w:sz w:val="20"/>
-              </w:rPr>
-              <w:t xml:space="preserve">Shubhankar </w:t>
-            </w:r>
-            <w:proofErr w:type="spellStart"/>
-            <w:r>
-              <w:rPr>
-                <w:sz w:val="20"/>
-              </w:rPr>
-              <w:t>Riswadkar</w:t>
-            </w:r>
-            <w:proofErr w:type="spellEnd"/>
-            <w:r>
-              <w:rPr>
-                <w:sz w:val="20"/>
-              </w:rPr>
-              <w:t>, Shail Jadav, and Harish PM</w:t>
+              <w:spacing w:after="240"/>
+              <w:rPr>
+                <w:sz w:val="20"/>
+              </w:rPr>
+            </w:pPr>
+            <w:r>
+              <w:rPr>
+                <w:sz w:val="20"/>
+              </w:rPr>
+              <w:t>Shubhankar Riswadkar, Shail Jadav, and Harish PM</w:t>
             </w:r>
           </w:p>
         </w:tc>
@@ -7479,6 +7387,7 @@
           <w:p>
             <w:pPr>
               <w:pStyle w:val="TableParagraph"/>
+              <w:spacing w:after="240"/>
               <w:ind w:right="431"/>
               <w:rPr>
                 <w:sz w:val="20"/>
@@ -7499,7 +7408,7 @@
           <w:p>
             <w:pPr>
               <w:pStyle w:val="TableParagraph"/>
-              <w:spacing w:line="264" w:lineRule="auto"/>
+              <w:spacing w:after="240" w:line="264" w:lineRule="auto"/>
               <w:rPr>
                 <w:sz w:val="20"/>
               </w:rPr>
@@ -7514,7 +7423,7 @@
           <w:p>
             <w:pPr>
               <w:pStyle w:val="TableParagraph"/>
-              <w:spacing w:line="264" w:lineRule="auto"/>
+              <w:spacing w:after="240" w:line="264" w:lineRule="auto"/>
               <w:rPr>
                 <w:sz w:val="20"/>
               </w:rPr>
@@ -7534,16 +7443,7 @@
     </w:tbl>
     <w:p>
       <w:pPr>
-        <w:spacing w:line="266" w:lineRule="auto"/>
-        <w:rPr>
-          <w:sz w:val="20"/>
-        </w:rPr>
-      </w:pPr>
-    </w:p>
-    <w:p>
-      <w:pPr>
         <w:spacing w:before="78"/>
-        <w:ind w:left="240"/>
         <w:rPr>
           <w:sz w:val="28"/>
         </w:rPr>
@@ -7980,24 +7880,15 @@
     </w:tbl>
     <w:p>
       <w:pPr>
-        <w:pStyle w:val="BodyText"/>
-        <w:spacing w:before="54"/>
         <w:rPr>
           <w:sz w:val="28"/>
         </w:rPr>
       </w:pPr>
-    </w:p>
-    <w:p>
-      <w:pPr>
-        <w:ind w:left="240"/>
-        <w:rPr>
-          <w:sz w:val="28"/>
-        </w:rPr>
-      </w:pPr>
       <w:r>
         <w:rPr>
           <w:noProof/>
         </w:rPr>
+        <w:lastRenderedPageBreak/>
         <mc:AlternateContent>
           <mc:Choice Requires="wps">
             <w:drawing>
@@ -8084,6 +7975,12 @@
         <w:rPr>
           <w:sz w:val="28"/>
         </w:rPr>
+        <w:t xml:space="preserve">    </w:t>
+      </w:r>
+      <w:r>
+        <w:rPr>
+          <w:sz w:val="28"/>
+        </w:rPr>
         <w:t>Invited</w:t>
       </w:r>
       <w:r>
@@ -8098,7 +7995,14 @@
           <w:spacing w:val="-2"/>
           <w:sz w:val="28"/>
         </w:rPr>
-        <w:t>talks</w:t>
+        <w:t>T</w:t>
+      </w:r>
+      <w:r>
+        <w:rPr>
+          <w:spacing w:val="-2"/>
+          <w:sz w:val="28"/>
+        </w:rPr>
+        <w:t>alks</w:t>
       </w:r>
     </w:p>
     <w:p>

--- a/assets/shail_cv.docx
+++ b/assets/shail_cv.docx
@@ -544,14 +544,12 @@
               <w:ind w:left="50"/>
               <w:rPr>
                 <w:b/>
-                <w:sz w:val="20"/>
               </w:rPr>
             </w:pPr>
             <w:r>
               <w:rPr>
                 <w:b/>
                 <w:spacing w:val="-2"/>
-                <w:sz w:val="20"/>
               </w:rPr>
               <w:t>PhD</w:t>
             </w:r>
@@ -559,7 +557,6 @@
               <w:rPr>
                 <w:b/>
                 <w:spacing w:val="-5"/>
-                <w:sz w:val="20"/>
               </w:rPr>
               <w:t xml:space="preserve"> </w:t>
             </w:r>
@@ -567,7 +564,6 @@
               <w:rPr>
                 <w:b/>
                 <w:spacing w:val="-2"/>
-                <w:sz w:val="20"/>
               </w:rPr>
               <w:t>Candidate</w:t>
             </w:r>
@@ -575,7 +571,6 @@
               <w:rPr>
                 <w:b/>
                 <w:spacing w:val="-4"/>
-                <w:sz w:val="20"/>
               </w:rPr>
               <w:t xml:space="preserve"> </w:t>
             </w:r>
@@ -583,7 +578,6 @@
               <w:rPr>
                 <w:b/>
                 <w:spacing w:val="-2"/>
-                <w:sz w:val="20"/>
               </w:rPr>
               <w:t>in</w:t>
             </w:r>
@@ -591,7 +585,6 @@
               <w:rPr>
                 <w:b/>
                 <w:spacing w:val="-3"/>
-                <w:sz w:val="20"/>
               </w:rPr>
               <w:t xml:space="preserve"> </w:t>
             </w:r>
@@ -599,7 +592,6 @@
               <w:rPr>
                 <w:b/>
                 <w:spacing w:val="-2"/>
-                <w:sz w:val="20"/>
               </w:rPr>
               <w:t>Mechanical</w:t>
             </w:r>
@@ -607,7 +599,6 @@
               <w:rPr>
                 <w:b/>
                 <w:spacing w:val="-5"/>
-                <w:sz w:val="20"/>
               </w:rPr>
               <w:t xml:space="preserve"> </w:t>
             </w:r>
@@ -615,7 +606,6 @@
               <w:rPr>
                 <w:b/>
                 <w:spacing w:val="-2"/>
-                <w:sz w:val="20"/>
               </w:rPr>
               <w:t>Engineering</w:t>
             </w:r>
@@ -631,48 +621,37 @@
               <w:spacing w:line="234" w:lineRule="exact"/>
               <w:ind w:right="47"/>
               <w:jc w:val="right"/>
-              <w:rPr>
-                <w:sz w:val="20"/>
-              </w:rPr>
-            </w:pPr>
-            <w:r>
-              <w:rPr>
-                <w:spacing w:val="-2"/>
-                <w:sz w:val="20"/>
+            </w:pPr>
+            <w:r>
+              <w:rPr>
+                <w:spacing w:val="-2"/>
               </w:rPr>
               <w:t>July-2018</w:t>
             </w:r>
             <w:r>
-              <w:rPr>
-                <w:sz w:val="20"/>
-              </w:rPr>
-              <w:t xml:space="preserve"> </w:t>
-            </w:r>
-            <w:r>
-              <w:rPr>
-                <w:spacing w:val="-2"/>
-                <w:sz w:val="20"/>
+              <w:t xml:space="preserve"> </w:t>
+            </w:r>
+            <w:r>
+              <w:rPr>
+                <w:spacing w:val="-2"/>
               </w:rPr>
               <w:t>to</w:t>
             </w:r>
             <w:r>
               <w:rPr>
                 <w:spacing w:val="5"/>
-                <w:sz w:val="20"/>
-              </w:rPr>
-              <w:t xml:space="preserve"> </w:t>
-            </w:r>
-            <w:r>
-              <w:rPr>
-                <w:spacing w:val="-2"/>
-                <w:sz w:val="20"/>
+              </w:rPr>
+              <w:t xml:space="preserve"> </w:t>
+            </w:r>
+            <w:r>
+              <w:rPr>
+                <w:spacing w:val="-2"/>
               </w:rPr>
               <w:t>Dec-</w:t>
             </w:r>
             <w:r>
               <w:rPr>
                 <w:spacing w:val="-4"/>
-                <w:sz w:val="20"/>
               </w:rPr>
               <w:t>2023</w:t>
             </w:r>
@@ -883,64 +862,42 @@
               <w:ind w:left="50"/>
               <w:rPr>
                 <w:b/>
-                <w:sz w:val="20"/>
               </w:rPr>
             </w:pPr>
             <w:r>
               <w:rPr>
                 <w:b/>
                 <w:spacing w:val="-2"/>
-                <w:sz w:val="20"/>
-              </w:rPr>
-              <w:t>Bachelors</w:t>
+              </w:rPr>
+              <w:t xml:space="preserve">Bachelor’s in </w:t>
             </w:r>
             <w:r>
               <w:rPr>
                 <w:b/>
-                <w:spacing w:val="-9"/>
-                <w:sz w:val="20"/>
-              </w:rPr>
-              <w:t xml:space="preserve"> </w:t>
+                <w:spacing w:val="-2"/>
+              </w:rPr>
+              <w:t>B</w:t>
             </w:r>
             <w:r>
               <w:rPr>
                 <w:b/>
                 <w:spacing w:val="-2"/>
-                <w:sz w:val="20"/>
-              </w:rPr>
-              <w:t>in</w:t>
+              </w:rPr>
+              <w:t xml:space="preserve">iomedical </w:t>
             </w:r>
             <w:r>
               <w:rPr>
                 <w:b/>
-                <w:spacing w:val="-6"/>
-                <w:sz w:val="20"/>
-              </w:rPr>
-              <w:t xml:space="preserve"> </w:t>
+                <w:spacing w:val="-2"/>
+              </w:rPr>
+              <w:t>E</w:t>
             </w:r>
             <w:r>
               <w:rPr>
                 <w:b/>
                 <w:spacing w:val="-2"/>
-                <w:sz w:val="20"/>
-              </w:rPr>
-              <w:t>Biomedical</w:t>
-            </w:r>
-            <w:r>
-              <w:rPr>
-                <w:b/>
-                <w:spacing w:val="-3"/>
-                <w:sz w:val="20"/>
-              </w:rPr>
-              <w:t xml:space="preserve"> </w:t>
-            </w:r>
-            <w:r>
-              <w:rPr>
-                <w:b/>
-                <w:spacing w:val="-2"/>
-                <w:sz w:val="20"/>
-              </w:rPr>
-              <w:t>Engineering</w:t>
+              </w:rPr>
+              <w:t>ngineering</w:t>
             </w:r>
           </w:p>
         </w:tc>
@@ -954,53 +911,37 @@
               <w:spacing w:before="167"/>
               <w:ind w:right="49"/>
               <w:jc w:val="right"/>
-              <w:rPr>
-                <w:sz w:val="20"/>
-              </w:rPr>
-            </w:pPr>
-            <w:r>
-              <w:rPr>
-                <w:sz w:val="20"/>
-              </w:rPr>
+            </w:pPr>
+            <w:r>
               <w:t>July</w:t>
             </w:r>
             <w:r>
               <w:rPr>
                 <w:spacing w:val="-12"/>
-                <w:sz w:val="20"/>
-              </w:rPr>
-              <w:t xml:space="preserve"> </w:t>
-            </w:r>
-            <w:r>
-              <w:rPr>
-                <w:sz w:val="20"/>
-              </w:rPr>
+              </w:rPr>
+              <w:t xml:space="preserve"> </w:t>
+            </w:r>
+            <w:r>
               <w:t>2013-</w:t>
             </w:r>
             <w:r>
               <w:rPr>
                 <w:spacing w:val="-11"/>
-                <w:sz w:val="20"/>
-              </w:rPr>
-              <w:t xml:space="preserve"> </w:t>
-            </w:r>
-            <w:r>
-              <w:rPr>
-                <w:sz w:val="20"/>
-              </w:rPr>
+              </w:rPr>
+              <w:t xml:space="preserve"> </w:t>
+            </w:r>
+            <w:r>
               <w:t>April</w:t>
             </w:r>
             <w:r>
               <w:rPr>
                 <w:spacing w:val="-10"/>
-                <w:sz w:val="20"/>
               </w:rPr>
               <w:t xml:space="preserve"> </w:t>
             </w:r>
             <w:r>
               <w:rPr>
                 <w:spacing w:val="-4"/>
-                <w:sz w:val="20"/>
               </w:rPr>
               <w:t>2017</w:t>
             </w:r>
@@ -1385,14 +1326,12 @@
               <w:ind w:left="50"/>
               <w:rPr>
                 <w:b/>
-                <w:sz w:val="20"/>
               </w:rPr>
             </w:pPr>
             <w:r>
               <w:rPr>
                 <w:b/>
                 <w:spacing w:val="-2"/>
-                <w:sz w:val="20"/>
               </w:rPr>
               <w:t>Visiting</w:t>
             </w:r>
@@ -1400,7 +1339,6 @@
               <w:rPr>
                 <w:b/>
                 <w:spacing w:val="-8"/>
-                <w:sz w:val="20"/>
               </w:rPr>
               <w:t xml:space="preserve"> </w:t>
             </w:r>
@@ -1408,7 +1346,6 @@
               <w:rPr>
                 <w:b/>
                 <w:spacing w:val="-2"/>
-                <w:sz w:val="20"/>
               </w:rPr>
               <w:t>Research Scholar</w:t>
             </w:r>
@@ -1424,55 +1361,43 @@
               <w:spacing w:line="232" w:lineRule="exact"/>
               <w:ind w:right="46"/>
               <w:jc w:val="right"/>
-              <w:rPr>
-                <w:sz w:val="20"/>
-              </w:rPr>
-            </w:pPr>
-            <w:r>
-              <w:rPr>
-                <w:spacing w:val="-2"/>
-                <w:sz w:val="20"/>
+            </w:pPr>
+            <w:r>
+              <w:rPr>
+                <w:spacing w:val="-2"/>
               </w:rPr>
               <w:t>May</w:t>
             </w:r>
             <w:r>
               <w:rPr>
                 <w:spacing w:val="-3"/>
-                <w:sz w:val="20"/>
-              </w:rPr>
-              <w:t xml:space="preserve"> </w:t>
-            </w:r>
-            <w:r>
-              <w:rPr>
-                <w:spacing w:val="-2"/>
-                <w:sz w:val="20"/>
+              </w:rPr>
+              <w:t xml:space="preserve"> </w:t>
+            </w:r>
+            <w:r>
+              <w:rPr>
+                <w:spacing w:val="-2"/>
               </w:rPr>
               <w:t>2023</w:t>
             </w:r>
             <w:r>
               <w:rPr>
                 <w:spacing w:val="-1"/>
-                <w:sz w:val="20"/>
-              </w:rPr>
-              <w:t xml:space="preserve"> </w:t>
-            </w:r>
-            <w:r>
-              <w:rPr>
-                <w:spacing w:val="-2"/>
-                <w:sz w:val="20"/>
+              </w:rPr>
+              <w:t xml:space="preserve"> </w:t>
+            </w:r>
+            <w:r>
+              <w:rPr>
+                <w:spacing w:val="-2"/>
               </w:rPr>
               <w:t>-October</w:t>
             </w:r>
             <w:r>
-              <w:rPr>
-                <w:sz w:val="20"/>
-              </w:rPr>
               <w:t xml:space="preserve"> </w:t>
             </w:r>
             <w:r>
               <w:rPr>
                 <w:spacing w:val="-4"/>
-                <w:sz w:val="20"/>
               </w:rPr>
               <w:t>2023</w:t>
             </w:r>
@@ -1852,14 +1777,12 @@
               <w:ind w:left="50"/>
               <w:rPr>
                 <w:b/>
-                <w:sz w:val="20"/>
               </w:rPr>
             </w:pPr>
             <w:r>
               <w:rPr>
                 <w:b/>
                 <w:spacing w:val="-2"/>
-                <w:sz w:val="20"/>
               </w:rPr>
               <w:t>Visiting</w:t>
             </w:r>
@@ -1867,7 +1790,6 @@
               <w:rPr>
                 <w:b/>
                 <w:spacing w:val="-8"/>
-                <w:sz w:val="20"/>
               </w:rPr>
               <w:t xml:space="preserve"> </w:t>
             </w:r>
@@ -1875,7 +1797,6 @@
               <w:rPr>
                 <w:b/>
                 <w:spacing w:val="-2"/>
-                <w:sz w:val="20"/>
               </w:rPr>
               <w:t>Research Scholar</w:t>
             </w:r>
@@ -1891,53 +1812,37 @@
               <w:spacing w:before="154" w:line="233" w:lineRule="exact"/>
               <w:ind w:right="46"/>
               <w:jc w:val="right"/>
-              <w:rPr>
-                <w:sz w:val="20"/>
-              </w:rPr>
-            </w:pPr>
-            <w:r>
-              <w:rPr>
-                <w:sz w:val="20"/>
-              </w:rPr>
+            </w:pPr>
+            <w:r>
               <w:t>May</w:t>
             </w:r>
             <w:r>
               <w:rPr>
                 <w:spacing w:val="-12"/>
-                <w:sz w:val="20"/>
-              </w:rPr>
-              <w:t xml:space="preserve"> </w:t>
-            </w:r>
-            <w:r>
-              <w:rPr>
-                <w:sz w:val="20"/>
-              </w:rPr>
+              </w:rPr>
+              <w:t xml:space="preserve"> </w:t>
+            </w:r>
+            <w:r>
               <w:t>2019</w:t>
             </w:r>
             <w:r>
               <w:rPr>
                 <w:spacing w:val="-10"/>
-                <w:sz w:val="20"/>
-              </w:rPr>
-              <w:t xml:space="preserve"> </w:t>
-            </w:r>
-            <w:r>
-              <w:rPr>
-                <w:sz w:val="20"/>
-              </w:rPr>
+              </w:rPr>
+              <w:t xml:space="preserve"> </w:t>
+            </w:r>
+            <w:r>
               <w:t>-July</w:t>
             </w:r>
             <w:r>
               <w:rPr>
                 <w:spacing w:val="-8"/>
-                <w:sz w:val="20"/>
               </w:rPr>
               <w:t xml:space="preserve"> </w:t>
             </w:r>
             <w:r>
               <w:rPr>
                 <w:spacing w:val="-4"/>
-                <w:sz w:val="20"/>
               </w:rPr>
               <w:t>2019</w:t>
             </w:r>
@@ -2279,14 +2184,12 @@
               <w:ind w:left="50"/>
               <w:rPr>
                 <w:b/>
-                <w:sz w:val="20"/>
               </w:rPr>
             </w:pPr>
             <w:r>
               <w:rPr>
                 <w:b/>
                 <w:spacing w:val="-2"/>
-                <w:sz w:val="20"/>
               </w:rPr>
               <w:t>Project</w:t>
             </w:r>
@@ -2294,7 +2197,6 @@
               <w:rPr>
                 <w:b/>
                 <w:spacing w:val="-5"/>
-                <w:sz w:val="20"/>
               </w:rPr>
               <w:t xml:space="preserve"> </w:t>
             </w:r>
@@ -2302,7 +2204,6 @@
               <w:rPr>
                 <w:b/>
                 <w:spacing w:val="-2"/>
-                <w:sz w:val="20"/>
               </w:rPr>
               <w:t>associate</w:t>
             </w:r>
@@ -2318,55 +2219,43 @@
               <w:spacing w:before="151" w:line="232" w:lineRule="exact"/>
               <w:ind w:right="46"/>
               <w:jc w:val="right"/>
-              <w:rPr>
-                <w:sz w:val="20"/>
-              </w:rPr>
-            </w:pPr>
-            <w:r>
-              <w:rPr>
-                <w:spacing w:val="-2"/>
-                <w:sz w:val="20"/>
+            </w:pPr>
+            <w:r>
+              <w:rPr>
+                <w:spacing w:val="-2"/>
               </w:rPr>
               <w:t>October</w:t>
             </w:r>
             <w:r>
               <w:rPr>
                 <w:spacing w:val="-4"/>
-                <w:sz w:val="20"/>
-              </w:rPr>
-              <w:t xml:space="preserve"> </w:t>
-            </w:r>
-            <w:r>
-              <w:rPr>
-                <w:spacing w:val="-2"/>
-                <w:sz w:val="20"/>
+              </w:rPr>
+              <w:t xml:space="preserve"> </w:t>
+            </w:r>
+            <w:r>
+              <w:rPr>
+                <w:spacing w:val="-2"/>
               </w:rPr>
               <w:t>2017</w:t>
             </w:r>
             <w:r>
-              <w:rPr>
-                <w:sz w:val="20"/>
-              </w:rPr>
-              <w:t xml:space="preserve"> </w:t>
-            </w:r>
-            <w:r>
-              <w:rPr>
-                <w:spacing w:val="-2"/>
-                <w:sz w:val="20"/>
+              <w:t xml:space="preserve"> </w:t>
+            </w:r>
+            <w:r>
+              <w:rPr>
+                <w:spacing w:val="-2"/>
               </w:rPr>
               <w:t>-June</w:t>
             </w:r>
             <w:r>
               <w:rPr>
                 <w:spacing w:val="1"/>
-                <w:sz w:val="20"/>
               </w:rPr>
               <w:t xml:space="preserve"> </w:t>
             </w:r>
             <w:r>
               <w:rPr>
                 <w:spacing w:val="-4"/>
-                <w:sz w:val="20"/>
               </w:rPr>
               <w:t>2018</w:t>
             </w:r>
@@ -3019,14 +2908,12 @@
               <w:ind w:left="50"/>
               <w:rPr>
                 <w:b/>
-                <w:sz w:val="20"/>
               </w:rPr>
             </w:pPr>
             <w:r>
               <w:rPr>
                 <w:b/>
                 <w:spacing w:val="-2"/>
-                <w:sz w:val="20"/>
               </w:rPr>
               <w:t>Project</w:t>
             </w:r>
@@ -3034,7 +2921,6 @@
               <w:rPr>
                 <w:b/>
                 <w:spacing w:val="-5"/>
-                <w:sz w:val="20"/>
               </w:rPr>
               <w:t xml:space="preserve"> </w:t>
             </w:r>
@@ -3042,7 +2928,6 @@
               <w:rPr>
                 <w:b/>
                 <w:spacing w:val="-2"/>
-                <w:sz w:val="20"/>
               </w:rPr>
               <w:t>assistant</w:t>
             </w:r>
@@ -3058,42 +2943,34 @@
               <w:spacing w:before="152" w:line="233" w:lineRule="exact"/>
               <w:ind w:right="46"/>
               <w:jc w:val="right"/>
-              <w:rPr>
-                <w:sz w:val="20"/>
-              </w:rPr>
-            </w:pPr>
-            <w:r>
-              <w:rPr>
-                <w:spacing w:val="-2"/>
-                <w:sz w:val="20"/>
+            </w:pPr>
+            <w:r>
+              <w:rPr>
+                <w:spacing w:val="-2"/>
               </w:rPr>
               <w:t>July</w:t>
             </w:r>
             <w:r>
               <w:rPr>
                 <w:spacing w:val="-4"/>
-                <w:sz w:val="20"/>
-              </w:rPr>
-              <w:t xml:space="preserve"> </w:t>
-            </w:r>
-            <w:r>
-              <w:rPr>
-                <w:spacing w:val="-2"/>
-                <w:sz w:val="20"/>
+              </w:rPr>
+              <w:t xml:space="preserve"> </w:t>
+            </w:r>
+            <w:r>
+              <w:rPr>
+                <w:spacing w:val="-2"/>
               </w:rPr>
               <w:t>2017-October</w:t>
             </w:r>
             <w:r>
               <w:rPr>
                 <w:spacing w:val="1"/>
-                <w:sz w:val="20"/>
               </w:rPr>
               <w:t xml:space="preserve"> </w:t>
             </w:r>
             <w:r>
               <w:rPr>
                 <w:spacing w:val="-4"/>
-                <w:sz w:val="20"/>
               </w:rPr>
               <w:t>2017</w:t>
             </w:r>
@@ -3647,14 +3524,12 @@
               <w:ind w:left="50"/>
               <w:rPr>
                 <w:b/>
-                <w:sz w:val="20"/>
               </w:rPr>
             </w:pPr>
             <w:r>
               <w:rPr>
                 <w:b/>
                 <w:spacing w:val="-4"/>
-                <w:sz w:val="20"/>
               </w:rPr>
               <w:t>Summer</w:t>
             </w:r>
@@ -3662,7 +3537,6 @@
               <w:rPr>
                 <w:b/>
                 <w:spacing w:val="1"/>
-                <w:sz w:val="20"/>
               </w:rPr>
               <w:t xml:space="preserve"> </w:t>
             </w:r>
@@ -3670,7 +3544,6 @@
               <w:rPr>
                 <w:b/>
                 <w:spacing w:val="-2"/>
-                <w:sz w:val="20"/>
               </w:rPr>
               <w:t>Intern</w:t>
             </w:r>
@@ -3686,21 +3559,16 @@
               <w:spacing w:before="150"/>
               <w:ind w:right="46"/>
               <w:jc w:val="right"/>
-              <w:rPr>
-                <w:sz w:val="20"/>
-              </w:rPr>
-            </w:pPr>
-            <w:r>
-              <w:rPr>
-                <w:spacing w:val="-2"/>
-                <w:sz w:val="20"/>
+            </w:pPr>
+            <w:r>
+              <w:rPr>
+                <w:spacing w:val="-2"/>
               </w:rPr>
               <w:t xml:space="preserve">June 2017-July </w:t>
             </w:r>
             <w:r>
               <w:rPr>
                 <w:spacing w:val="-4"/>
-                <w:sz w:val="20"/>
               </w:rPr>
               <w:t>2017</w:t>
             </w:r>
@@ -4209,14 +4077,12 @@
               <w:ind w:left="50"/>
               <w:rPr>
                 <w:b/>
-                <w:sz w:val="20"/>
               </w:rPr>
             </w:pPr>
             <w:r>
               <w:rPr>
                 <w:b/>
                 <w:spacing w:val="-4"/>
-                <w:sz w:val="20"/>
               </w:rPr>
               <w:lastRenderedPageBreak/>
               <w:t>Biomedical</w:t>
@@ -4225,7 +4091,6 @@
               <w:rPr>
                 <w:b/>
                 <w:spacing w:val="9"/>
-                <w:sz w:val="20"/>
               </w:rPr>
               <w:t xml:space="preserve"> </w:t>
             </w:r>
@@ -4233,7 +4098,6 @@
               <w:rPr>
                 <w:b/>
                 <w:spacing w:val="-2"/>
-                <w:sz w:val="20"/>
               </w:rPr>
               <w:t>Engineer</w:t>
             </w:r>
@@ -4247,43 +4111,40 @@
             <w:pPr>
               <w:pStyle w:val="TableParagraph"/>
               <w:spacing w:line="232" w:lineRule="exact"/>
-              <w:ind w:left="3109"/>
-              <w:rPr>
-                <w:sz w:val="20"/>
-              </w:rPr>
-            </w:pPr>
-            <w:r>
-              <w:rPr>
-                <w:spacing w:val="-2"/>
-                <w:sz w:val="20"/>
+            </w:pPr>
+            <w:r>
+              <w:rPr>
+                <w:spacing w:val="-2"/>
+              </w:rPr>
+              <w:t xml:space="preserve">                                                                </w:t>
+            </w:r>
+            <w:r>
+              <w:rPr>
+                <w:spacing w:val="-2"/>
               </w:rPr>
               <w:t>April</w:t>
             </w:r>
             <w:r>
               <w:rPr>
                 <w:spacing w:val="-4"/>
-                <w:sz w:val="20"/>
-              </w:rPr>
-              <w:t xml:space="preserve"> </w:t>
-            </w:r>
-            <w:r>
-              <w:rPr>
-                <w:spacing w:val="-2"/>
-                <w:sz w:val="20"/>
+              </w:rPr>
+              <w:t xml:space="preserve"> </w:t>
+            </w:r>
+            <w:r>
+              <w:rPr>
+                <w:spacing w:val="-2"/>
               </w:rPr>
               <w:t>2017-June</w:t>
             </w:r>
             <w:r>
               <w:rPr>
                 <w:spacing w:val="-1"/>
-                <w:sz w:val="20"/>
               </w:rPr>
               <w:t xml:space="preserve"> </w:t>
             </w:r>
             <w:r>
               <w:rPr>
                 <w:spacing w:val="-4"/>
-                <w:sz w:val="20"/>
               </w:rPr>
               <w:t>2017</w:t>
             </w:r>
@@ -4938,74 +4799,59 @@
       <w:r>
         <w:rPr>
           <w:b/>
+        </w:rPr>
+        <w:t>Graduate Teaching Fellow [Mechatronics]</w:t>
+      </w:r>
+      <w:r>
+        <w:rPr>
+          <w:b/>
+        </w:rPr>
+        <w:t xml:space="preserve">                                                               </w:t>
+      </w:r>
+      <w:r>
+        <w:t>August</w:t>
+      </w:r>
+      <w:r>
+        <w:rPr>
+          <w:spacing w:val="-12"/>
+        </w:rPr>
+        <w:t xml:space="preserve"> </w:t>
+      </w:r>
+      <w:r>
+        <w:t>2022</w:t>
+      </w:r>
+      <w:r>
+        <w:rPr>
+          <w:spacing w:val="-11"/>
+        </w:rPr>
+        <w:t xml:space="preserve"> </w:t>
+      </w:r>
+      <w:r>
+        <w:t>–</w:t>
+      </w:r>
+      <w:r>
+        <w:rPr>
+          <w:spacing w:val="-11"/>
+        </w:rPr>
+        <w:t xml:space="preserve"> </w:t>
+      </w:r>
+      <w:r>
+        <w:t>December</w:t>
+      </w:r>
+      <w:r>
+        <w:rPr>
+          <w:spacing w:val="-11"/>
+        </w:rPr>
+        <w:t xml:space="preserve"> </w:t>
+      </w:r>
+      <w:r>
+        <w:t>2023</w:t>
+      </w:r>
+      <w:r>
+        <w:rPr>
           <w:sz w:val="20"/>
         </w:rPr>
-        <w:t>Graduate Teaching Fellow [Mechatronics]</w:t>
-      </w:r>
-      <w:r>
-        <w:rPr>
-          <w:b/>
-          <w:sz w:val="20"/>
-        </w:rPr>
-        <w:tab/>
-      </w:r>
-      <w:r>
-        <w:rPr>
-          <w:sz w:val="20"/>
-        </w:rPr>
-        <w:t>August</w:t>
-      </w:r>
-      <w:r>
-        <w:rPr>
-          <w:spacing w:val="-12"/>
-          <w:sz w:val="20"/>
-        </w:rPr>
-        <w:t xml:space="preserve"> </w:t>
-      </w:r>
-      <w:r>
-        <w:rPr>
-          <w:sz w:val="20"/>
-        </w:rPr>
-        <w:t>2022</w:t>
-      </w:r>
-      <w:r>
-        <w:rPr>
-          <w:spacing w:val="-11"/>
-          <w:sz w:val="20"/>
-        </w:rPr>
-        <w:t xml:space="preserve"> </w:t>
-      </w:r>
-      <w:r>
-        <w:rPr>
-          <w:sz w:val="20"/>
-        </w:rPr>
-        <w:t>–</w:t>
-      </w:r>
-      <w:r>
-        <w:rPr>
-          <w:spacing w:val="-11"/>
-          <w:sz w:val="20"/>
-        </w:rPr>
-        <w:t xml:space="preserve"> </w:t>
-      </w:r>
-      <w:r>
-        <w:rPr>
-          <w:sz w:val="20"/>
-        </w:rPr>
-        <w:t>December</w:t>
-      </w:r>
-      <w:r>
-        <w:rPr>
-          <w:spacing w:val="-11"/>
-          <w:sz w:val="20"/>
-        </w:rPr>
-        <w:t xml:space="preserve"> </w:t>
-      </w:r>
-      <w:r>
-        <w:rPr>
-          <w:sz w:val="20"/>
-        </w:rPr>
-        <w:t>2023 Indian Institute of Technology Gandhinagar</w:t>
+        <w:t xml:space="preserve"> Indian Institute of Technology Gandhinagar</w:t>
       </w:r>
     </w:p>
     <w:p>
@@ -5118,74 +4964,59 @@
       <w:r>
         <w:rPr>
           <w:b/>
+        </w:rPr>
+        <w:t>Graduate Teaching Fellow [Control Theory]</w:t>
+      </w:r>
+      <w:r>
+        <w:rPr>
+          <w:b/>
+        </w:rPr>
+        <w:t xml:space="preserve">                                                                    </w:t>
+      </w:r>
+      <w:r>
+        <w:t>January</w:t>
+      </w:r>
+      <w:r>
+        <w:rPr>
+          <w:spacing w:val="-12"/>
+        </w:rPr>
+        <w:t xml:space="preserve"> </w:t>
+      </w:r>
+      <w:r>
+        <w:t>2022</w:t>
+      </w:r>
+      <w:r>
+        <w:rPr>
+          <w:spacing w:val="-11"/>
+        </w:rPr>
+        <w:t xml:space="preserve"> </w:t>
+      </w:r>
+      <w:r>
+        <w:t>–</w:t>
+      </w:r>
+      <w:r>
+        <w:rPr>
+          <w:spacing w:val="-11"/>
+        </w:rPr>
+        <w:t xml:space="preserve"> </w:t>
+      </w:r>
+      <w:r>
+        <w:t>April</w:t>
+      </w:r>
+      <w:r>
+        <w:rPr>
+          <w:spacing w:val="-11"/>
+        </w:rPr>
+        <w:t xml:space="preserve"> </w:t>
+      </w:r>
+      <w:r>
+        <w:t>2022</w:t>
+      </w:r>
+      <w:r>
+        <w:rPr>
           <w:sz w:val="20"/>
         </w:rPr>
-        <w:t>Graduate Teaching Fellow [Control Theory]</w:t>
-      </w:r>
-      <w:r>
-        <w:rPr>
-          <w:b/>
-          <w:sz w:val="20"/>
-        </w:rPr>
-        <w:tab/>
-      </w:r>
-      <w:r>
-        <w:rPr>
-          <w:sz w:val="20"/>
-        </w:rPr>
-        <w:t>January</w:t>
-      </w:r>
-      <w:r>
-        <w:rPr>
-          <w:spacing w:val="-12"/>
-          <w:sz w:val="20"/>
-        </w:rPr>
-        <w:t xml:space="preserve"> </w:t>
-      </w:r>
-      <w:r>
-        <w:rPr>
-          <w:sz w:val="20"/>
-        </w:rPr>
-        <w:t>2022</w:t>
-      </w:r>
-      <w:r>
-        <w:rPr>
-          <w:spacing w:val="-11"/>
-          <w:sz w:val="20"/>
-        </w:rPr>
-        <w:t xml:space="preserve"> </w:t>
-      </w:r>
-      <w:r>
-        <w:rPr>
-          <w:sz w:val="20"/>
-        </w:rPr>
-        <w:t>–</w:t>
-      </w:r>
-      <w:r>
-        <w:rPr>
-          <w:spacing w:val="-11"/>
-          <w:sz w:val="20"/>
-        </w:rPr>
-        <w:t xml:space="preserve"> </w:t>
-      </w:r>
-      <w:r>
-        <w:rPr>
-          <w:sz w:val="20"/>
-        </w:rPr>
-        <w:t>April</w:t>
-      </w:r>
-      <w:r>
-        <w:rPr>
-          <w:spacing w:val="-11"/>
-          <w:sz w:val="20"/>
-        </w:rPr>
-        <w:t xml:space="preserve"> </w:t>
-      </w:r>
-      <w:r>
-        <w:rPr>
-          <w:sz w:val="20"/>
-        </w:rPr>
-        <w:t>2022 Indian Institute of Technology Gandhinagar</w:t>
+        <w:t xml:space="preserve"> Indian Institute of Technology Gandhinagar</w:t>
       </w:r>
     </w:p>
     <w:p>
@@ -5654,6 +5485,7 @@
       <w:tblPr>
         <w:tblStyle w:val="TableGrid"/>
         <w:tblW w:w="0" w:type="auto"/>
+        <w:tblInd w:w="137" w:type="dxa"/>
         <w:tblBorders>
           <w:top w:val="none" w:sz="0" w:space="0" w:color="auto"/>
           <w:left w:val="none" w:sz="0" w:space="0" w:color="auto"/>
@@ -5665,13 +5497,13 @@
         <w:tblLook w:val="04A0" w:firstRow="1" w:lastRow="0" w:firstColumn="1" w:lastColumn="0" w:noHBand="0" w:noVBand="1"/>
       </w:tblPr>
       <w:tblGrid>
-        <w:gridCol w:w="7650"/>
-        <w:gridCol w:w="2780"/>
+        <w:gridCol w:w="6946"/>
+        <w:gridCol w:w="3118"/>
       </w:tblGrid>
       <w:tr>
         <w:tc>
           <w:tcPr>
-            <w:tcW w:w="7650" w:type="dxa"/>
+            <w:tcW w:w="6946" w:type="dxa"/>
           </w:tcPr>
           <w:p>
             <w:pPr>
@@ -5693,7 +5525,7 @@
         </w:tc>
         <w:tc>
           <w:tcPr>
-            <w:tcW w:w="2780" w:type="dxa"/>
+            <w:tcW w:w="3118" w:type="dxa"/>
           </w:tcPr>
           <w:p>
             <w:pPr>
@@ -5710,7 +5542,7 @@
       <w:tr>
         <w:tc>
           <w:tcPr>
-            <w:tcW w:w="7650" w:type="dxa"/>
+            <w:tcW w:w="6946" w:type="dxa"/>
           </w:tcPr>
           <w:p>
             <w:pPr>
@@ -5724,12 +5556,13 @@
         </w:tc>
         <w:tc>
           <w:tcPr>
-            <w:tcW w:w="2780" w:type="dxa"/>
+            <w:tcW w:w="3118" w:type="dxa"/>
           </w:tcPr>
           <w:p>
             <w:pPr>
               <w:pStyle w:val="BodyText"/>
               <w:spacing w:before="0"/>
+              <w:jc w:val="right"/>
             </w:pPr>
           </w:p>
         </w:tc>
@@ -5737,7 +5570,7 @@
       <w:tr>
         <w:tc>
           <w:tcPr>
-            <w:tcW w:w="7650" w:type="dxa"/>
+            <w:tcW w:w="6946" w:type="dxa"/>
           </w:tcPr>
           <w:p>
             <w:pPr>
@@ -5757,12 +5590,13 @@
         </w:tc>
         <w:tc>
           <w:tcPr>
-            <w:tcW w:w="2780" w:type="dxa"/>
+            <w:tcW w:w="3118" w:type="dxa"/>
           </w:tcPr>
           <w:p>
             <w:pPr>
               <w:pStyle w:val="BodyText"/>
               <w:spacing w:before="0"/>
+              <w:jc w:val="right"/>
             </w:pPr>
           </w:p>
         </w:tc>
@@ -5770,7 +5604,7 @@
       <w:tr>
         <w:tc>
           <w:tcPr>
-            <w:tcW w:w="7650" w:type="dxa"/>
+            <w:tcW w:w="6946" w:type="dxa"/>
           </w:tcPr>
           <w:p>
             <w:pPr>
@@ -5794,12 +5628,13 @@
         </w:tc>
         <w:tc>
           <w:tcPr>
-            <w:tcW w:w="2780" w:type="dxa"/>
+            <w:tcW w:w="3118" w:type="dxa"/>
           </w:tcPr>
           <w:p>
             <w:pPr>
               <w:pStyle w:val="BodyText"/>
               <w:spacing w:before="0"/>
+              <w:jc w:val="right"/>
             </w:pPr>
           </w:p>
         </w:tc>
@@ -5807,7 +5642,7 @@
       <w:tr>
         <w:tc>
           <w:tcPr>
-            <w:tcW w:w="7650" w:type="dxa"/>
+            <w:tcW w:w="6946" w:type="dxa"/>
           </w:tcPr>
           <w:p>
             <w:pPr>
@@ -5821,12 +5656,13 @@
         </w:tc>
         <w:tc>
           <w:tcPr>
-            <w:tcW w:w="2780" w:type="dxa"/>
+            <w:tcW w:w="3118" w:type="dxa"/>
           </w:tcPr>
           <w:p>
             <w:pPr>
               <w:pStyle w:val="BodyText"/>
               <w:spacing w:before="0"/>
+              <w:jc w:val="right"/>
             </w:pPr>
           </w:p>
         </w:tc>
@@ -5834,7 +5670,7 @@
       <w:tr>
         <w:tc>
           <w:tcPr>
-            <w:tcW w:w="7650" w:type="dxa"/>
+            <w:tcW w:w="6946" w:type="dxa"/>
           </w:tcPr>
           <w:p>
             <w:pPr>
@@ -5856,12 +5692,13 @@
         </w:tc>
         <w:tc>
           <w:tcPr>
-            <w:tcW w:w="2780" w:type="dxa"/>
+            <w:tcW w:w="3118" w:type="dxa"/>
           </w:tcPr>
           <w:p>
             <w:pPr>
               <w:pStyle w:val="BodyText"/>
               <w:spacing w:before="0"/>
+              <w:jc w:val="right"/>
             </w:pPr>
             <w:r>
               <w:t>July 2022 - December 2023</w:t>
@@ -5872,7 +5709,7 @@
       <w:tr>
         <w:tc>
           <w:tcPr>
-            <w:tcW w:w="7650" w:type="dxa"/>
+            <w:tcW w:w="6946" w:type="dxa"/>
           </w:tcPr>
           <w:p>
             <w:pPr>
@@ -5886,12 +5723,13 @@
         </w:tc>
         <w:tc>
           <w:tcPr>
-            <w:tcW w:w="2780" w:type="dxa"/>
+            <w:tcW w:w="3118" w:type="dxa"/>
           </w:tcPr>
           <w:p>
             <w:pPr>
               <w:pStyle w:val="BodyText"/>
               <w:spacing w:before="0"/>
+              <w:jc w:val="right"/>
             </w:pPr>
           </w:p>
         </w:tc>
@@ -5899,7 +5737,7 @@
       <w:tr>
         <w:tc>
           <w:tcPr>
-            <w:tcW w:w="7650" w:type="dxa"/>
+            <w:tcW w:w="6946" w:type="dxa"/>
           </w:tcPr>
           <w:p>
             <w:pPr>
@@ -5919,12 +5757,13 @@
         </w:tc>
         <w:tc>
           <w:tcPr>
-            <w:tcW w:w="2780" w:type="dxa"/>
+            <w:tcW w:w="3118" w:type="dxa"/>
           </w:tcPr>
           <w:p>
             <w:pPr>
               <w:pStyle w:val="BodyText"/>
               <w:spacing w:before="0"/>
+              <w:jc w:val="right"/>
             </w:pPr>
           </w:p>
         </w:tc>
@@ -5932,7 +5771,7 @@
       <w:tr>
         <w:tc>
           <w:tcPr>
-            <w:tcW w:w="7650" w:type="dxa"/>
+            <w:tcW w:w="6946" w:type="dxa"/>
           </w:tcPr>
           <w:p>
             <w:pPr>
@@ -5956,12 +5795,13 @@
         </w:tc>
         <w:tc>
           <w:tcPr>
-            <w:tcW w:w="2780" w:type="dxa"/>
+            <w:tcW w:w="3118" w:type="dxa"/>
           </w:tcPr>
           <w:p>
             <w:pPr>
               <w:pStyle w:val="BodyText"/>
               <w:spacing w:before="0"/>
+              <w:jc w:val="right"/>
             </w:pPr>
           </w:p>
         </w:tc>
@@ -5969,7 +5809,7 @@
       <w:tr>
         <w:tc>
           <w:tcPr>
-            <w:tcW w:w="7650" w:type="dxa"/>
+            <w:tcW w:w="6946" w:type="dxa"/>
           </w:tcPr>
           <w:p>
             <w:pPr>
@@ -5983,12 +5823,13 @@
         </w:tc>
         <w:tc>
           <w:tcPr>
-            <w:tcW w:w="2780" w:type="dxa"/>
+            <w:tcW w:w="3118" w:type="dxa"/>
           </w:tcPr>
           <w:p>
             <w:pPr>
               <w:pStyle w:val="BodyText"/>
               <w:spacing w:before="0"/>
+              <w:jc w:val="right"/>
             </w:pPr>
           </w:p>
         </w:tc>
@@ -5996,7 +5837,7 @@
       <w:tr>
         <w:tc>
           <w:tcPr>
-            <w:tcW w:w="7650" w:type="dxa"/>
+            <w:tcW w:w="6946" w:type="dxa"/>
           </w:tcPr>
           <w:p>
             <w:pPr>
@@ -6020,7 +5861,7 @@
         </w:tc>
         <w:tc>
           <w:tcPr>
-            <w:tcW w:w="2780" w:type="dxa"/>
+            <w:tcW w:w="3118" w:type="dxa"/>
           </w:tcPr>
           <w:p>
             <w:pPr>
@@ -6037,7 +5878,7 @@
       <w:tr>
         <w:tc>
           <w:tcPr>
-            <w:tcW w:w="7650" w:type="dxa"/>
+            <w:tcW w:w="6946" w:type="dxa"/>
           </w:tcPr>
           <w:p>
             <w:pPr>
@@ -6051,12 +5892,13 @@
         </w:tc>
         <w:tc>
           <w:tcPr>
-            <w:tcW w:w="2780" w:type="dxa"/>
+            <w:tcW w:w="3118" w:type="dxa"/>
           </w:tcPr>
           <w:p>
             <w:pPr>
               <w:pStyle w:val="BodyText"/>
               <w:spacing w:before="0"/>
+              <w:jc w:val="right"/>
             </w:pPr>
           </w:p>
         </w:tc>
@@ -6064,7 +5906,7 @@
       <w:tr>
         <w:tc>
           <w:tcPr>
-            <w:tcW w:w="7650" w:type="dxa"/>
+            <w:tcW w:w="6946" w:type="dxa"/>
           </w:tcPr>
           <w:p>
             <w:pPr>
@@ -6083,12 +5925,13 @@
         </w:tc>
         <w:tc>
           <w:tcPr>
-            <w:tcW w:w="2780" w:type="dxa"/>
+            <w:tcW w:w="3118" w:type="dxa"/>
           </w:tcPr>
           <w:p>
             <w:pPr>
               <w:pStyle w:val="BodyText"/>
               <w:spacing w:before="0"/>
+              <w:jc w:val="right"/>
             </w:pPr>
           </w:p>
         </w:tc>
@@ -6096,7 +5939,7 @@
       <w:tr>
         <w:tc>
           <w:tcPr>
-            <w:tcW w:w="7650" w:type="dxa"/>
+            <w:tcW w:w="6946" w:type="dxa"/>
           </w:tcPr>
           <w:p>
             <w:pPr>
@@ -6120,12 +5963,13 @@
         </w:tc>
         <w:tc>
           <w:tcPr>
-            <w:tcW w:w="2780" w:type="dxa"/>
+            <w:tcW w:w="3118" w:type="dxa"/>
           </w:tcPr>
           <w:p>
             <w:pPr>
               <w:pStyle w:val="BodyText"/>
               <w:spacing w:before="0"/>
+              <w:jc w:val="right"/>
             </w:pPr>
           </w:p>
         </w:tc>
@@ -6133,7 +5977,7 @@
       <w:tr>
         <w:tc>
           <w:tcPr>
-            <w:tcW w:w="7650" w:type="dxa"/>
+            <w:tcW w:w="6946" w:type="dxa"/>
           </w:tcPr>
           <w:p>
             <w:pPr>
@@ -6147,12 +5991,13 @@
         </w:tc>
         <w:tc>
           <w:tcPr>
-            <w:tcW w:w="2780" w:type="dxa"/>
+            <w:tcW w:w="3118" w:type="dxa"/>
           </w:tcPr>
           <w:p>
             <w:pPr>
               <w:pStyle w:val="BodyText"/>
               <w:spacing w:before="0"/>
+              <w:jc w:val="right"/>
             </w:pPr>
           </w:p>
         </w:tc>
@@ -6160,7 +6005,7 @@
       <w:tr>
         <w:tc>
           <w:tcPr>
-            <w:tcW w:w="7650" w:type="dxa"/>
+            <w:tcW w:w="6946" w:type="dxa"/>
           </w:tcPr>
           <w:p>
             <w:pPr>
@@ -6184,7 +6029,7 @@
         </w:tc>
         <w:tc>
           <w:tcPr>
-            <w:tcW w:w="2780" w:type="dxa"/>
+            <w:tcW w:w="3118" w:type="dxa"/>
           </w:tcPr>
           <w:p>
             <w:pPr>
@@ -6201,7 +6046,7 @@
       <w:tr>
         <w:tc>
           <w:tcPr>
-            <w:tcW w:w="7650" w:type="dxa"/>
+            <w:tcW w:w="6946" w:type="dxa"/>
           </w:tcPr>
           <w:p>
             <w:pPr>
@@ -6218,108 +6063,7 @@
         </w:tc>
         <w:tc>
           <w:tcPr>
-            <w:tcW w:w="2780" w:type="dxa"/>
-          </w:tcPr>
-          <w:p>
-            <w:pPr>
-              <w:pStyle w:val="BodyText"/>
-              <w:spacing w:before="0"/>
-            </w:pPr>
-          </w:p>
-        </w:tc>
-      </w:tr>
-      <w:tr>
-        <w:tc>
-          <w:tcPr>
-            <w:tcW w:w="7650" w:type="dxa"/>
-          </w:tcPr>
-          <w:p>
-            <w:pPr>
-              <w:pStyle w:val="BodyText"/>
-              <w:spacing w:before="0"/>
-              <w:rPr>
-                <w:color w:val="595959" w:themeColor="text1" w:themeTint="A6"/>
-              </w:rPr>
-            </w:pPr>
-            <w:r>
-              <w:rPr>
-                <w:color w:val="595959" w:themeColor="text1" w:themeTint="A6"/>
-              </w:rPr>
-              <w:t>To attend the best robotics conference</w:t>
-            </w:r>
-            <w:r>
-              <w:rPr>
-                <w:color w:val="595959" w:themeColor="text1" w:themeTint="A6"/>
-              </w:rPr>
-              <w:t xml:space="preserve"> ICRA in Japan</w:t>
-            </w:r>
-          </w:p>
-        </w:tc>
-        <w:tc>
-          <w:tcPr>
-            <w:tcW w:w="2780" w:type="dxa"/>
-          </w:tcPr>
-          <w:p>
-            <w:pPr>
-              <w:pStyle w:val="BodyText"/>
-              <w:spacing w:before="0"/>
-            </w:pPr>
-          </w:p>
-        </w:tc>
-      </w:tr>
-      <w:tr>
-        <w:tc>
-          <w:tcPr>
-            <w:tcW w:w="7650" w:type="dxa"/>
-          </w:tcPr>
-          <w:p>
-            <w:pPr>
-              <w:pStyle w:val="BodyText"/>
-              <w:spacing w:before="0"/>
-              <w:rPr>
-                <w:color w:val="595959" w:themeColor="text1" w:themeTint="A6"/>
-              </w:rPr>
-            </w:pPr>
-          </w:p>
-        </w:tc>
-        <w:tc>
-          <w:tcPr>
-            <w:tcW w:w="2780" w:type="dxa"/>
-          </w:tcPr>
-          <w:p>
-            <w:pPr>
-              <w:pStyle w:val="BodyText"/>
-              <w:spacing w:before="0"/>
-            </w:pPr>
-          </w:p>
-        </w:tc>
-      </w:tr>
-      <w:tr>
-        <w:tc>
-          <w:tcPr>
-            <w:tcW w:w="7650" w:type="dxa"/>
-          </w:tcPr>
-          <w:p>
-            <w:pPr>
-              <w:pStyle w:val="BodyText"/>
-              <w:spacing w:before="0"/>
-              <w:rPr>
-                <w:b/>
-                <w:bCs/>
-              </w:rPr>
-            </w:pPr>
-            <w:r>
-              <w:rPr>
-                <w:b/>
-                <w:bCs/>
-              </w:rPr>
-              <w:t>IITGN Travel Grant (~ INR 100000)</w:t>
-            </w:r>
-          </w:p>
-        </w:tc>
-        <w:tc>
-          <w:tcPr>
-            <w:tcW w:w="2780" w:type="dxa"/>
+            <w:tcW w:w="3118" w:type="dxa"/>
           </w:tcPr>
           <w:p>
             <w:pPr>
@@ -6327,16 +6071,13 @@
               <w:spacing w:before="0"/>
               <w:jc w:val="right"/>
             </w:pPr>
-            <w:r>
-              <w:t>May 2024</w:t>
-            </w:r>
           </w:p>
         </w:tc>
       </w:tr>
       <w:tr>
         <w:tc>
           <w:tcPr>
-            <w:tcW w:w="7650" w:type="dxa"/>
+            <w:tcW w:w="6946" w:type="dxa"/>
           </w:tcPr>
           <w:p>
             <w:pPr>
@@ -6347,18 +6088,28 @@
               </w:rPr>
             </w:pPr>
             <w:r>
-              <w:t>Indian Institute of Technology Gandhinagar</w:t>
-            </w:r>
-          </w:p>
-        </w:tc>
-        <w:tc>
-          <w:tcPr>
-            <w:tcW w:w="2780" w:type="dxa"/>
+              <w:rPr>
+                <w:color w:val="595959" w:themeColor="text1" w:themeTint="A6"/>
+              </w:rPr>
+              <w:t>To attend the best robotics conference</w:t>
+            </w:r>
+            <w:r>
+              <w:rPr>
+                <w:color w:val="595959" w:themeColor="text1" w:themeTint="A6"/>
+              </w:rPr>
+              <w:t xml:space="preserve"> ICRA in Japan</w:t>
+            </w:r>
+          </w:p>
+        </w:tc>
+        <w:tc>
+          <w:tcPr>
+            <w:tcW w:w="3118" w:type="dxa"/>
           </w:tcPr>
           <w:p>
             <w:pPr>
               <w:pStyle w:val="BodyText"/>
               <w:spacing w:before="0"/>
+              <w:jc w:val="right"/>
             </w:pPr>
           </w:p>
         </w:tc>
@@ -6366,17 +6117,114 @@
       <w:tr>
         <w:tc>
           <w:tcPr>
-            <w:tcW w:w="7650" w:type="dxa"/>
+            <w:tcW w:w="6946" w:type="dxa"/>
           </w:tcPr>
           <w:p>
             <w:pPr>
               <w:pStyle w:val="BodyText"/>
               <w:spacing w:before="0"/>
-            </w:pPr>
-            <w:r>
               <w:rPr>
                 <w:color w:val="595959" w:themeColor="text1" w:themeTint="A6"/>
               </w:rPr>
+            </w:pPr>
+          </w:p>
+        </w:tc>
+        <w:tc>
+          <w:tcPr>
+            <w:tcW w:w="3118" w:type="dxa"/>
+          </w:tcPr>
+          <w:p>
+            <w:pPr>
+              <w:pStyle w:val="BodyText"/>
+              <w:spacing w:before="0"/>
+              <w:jc w:val="right"/>
+            </w:pPr>
+          </w:p>
+        </w:tc>
+      </w:tr>
+      <w:tr>
+        <w:tc>
+          <w:tcPr>
+            <w:tcW w:w="6946" w:type="dxa"/>
+          </w:tcPr>
+          <w:p>
+            <w:pPr>
+              <w:pStyle w:val="BodyText"/>
+              <w:spacing w:before="0"/>
+              <w:rPr>
+                <w:b/>
+                <w:bCs/>
+              </w:rPr>
+            </w:pPr>
+            <w:r>
+              <w:rPr>
+                <w:b/>
+                <w:bCs/>
+              </w:rPr>
+              <w:t>IITGN Travel Grant (~ INR 100000)</w:t>
+            </w:r>
+          </w:p>
+        </w:tc>
+        <w:tc>
+          <w:tcPr>
+            <w:tcW w:w="3118" w:type="dxa"/>
+          </w:tcPr>
+          <w:p>
+            <w:pPr>
+              <w:pStyle w:val="BodyText"/>
+              <w:spacing w:before="0"/>
+              <w:jc w:val="right"/>
+            </w:pPr>
+            <w:r>
+              <w:t>May 2024</w:t>
+            </w:r>
+          </w:p>
+        </w:tc>
+      </w:tr>
+      <w:tr>
+        <w:tc>
+          <w:tcPr>
+            <w:tcW w:w="6946" w:type="dxa"/>
+          </w:tcPr>
+          <w:p>
+            <w:pPr>
+              <w:pStyle w:val="BodyText"/>
+              <w:spacing w:before="0"/>
+              <w:rPr>
+                <w:color w:val="595959" w:themeColor="text1" w:themeTint="A6"/>
+              </w:rPr>
+            </w:pPr>
+            <w:r>
+              <w:t>Indian Institute of Technology Gandhinagar</w:t>
+            </w:r>
+          </w:p>
+        </w:tc>
+        <w:tc>
+          <w:tcPr>
+            <w:tcW w:w="3118" w:type="dxa"/>
+          </w:tcPr>
+          <w:p>
+            <w:pPr>
+              <w:pStyle w:val="BodyText"/>
+              <w:spacing w:before="0"/>
+            </w:pPr>
+          </w:p>
+        </w:tc>
+      </w:tr>
+      <w:tr>
+        <w:tc>
+          <w:tcPr>
+            <w:tcW w:w="6946" w:type="dxa"/>
+          </w:tcPr>
+          <w:p>
+            <w:pPr>
+              <w:pStyle w:val="BodyText"/>
+              <w:spacing w:before="0"/>
+            </w:pPr>
+            <w:r>
+              <w:rPr>
+                <w:color w:val="595959" w:themeColor="text1" w:themeTint="A6"/>
+              </w:rPr>
               <w:t xml:space="preserve">To </w:t>
             </w:r>
             <w:r>
@@ -6389,7 +6237,7 @@
         </w:tc>
         <w:tc>
           <w:tcPr>
-            <w:tcW w:w="2780" w:type="dxa"/>
+            <w:tcW w:w="3118" w:type="dxa"/>
           </w:tcPr>
           <w:p>
             <w:pPr>
@@ -6426,7 +6274,6 @@
         <w:rPr>
           <w:noProof/>
         </w:rPr>
-        <w:lastRenderedPageBreak/>
         <mc:AlternateContent>
           <mc:Choice Requires="wps">
             <w:drawing>
@@ -6932,7 +6779,6 @@
               </w:rPr>
               <w:t xml:space="preserve">Shah Vrutang, Shail </w:t>
             </w:r>
-            <w:proofErr w:type="gramStart"/>
             <w:r>
               <w:rPr>
                 <w:sz w:val="20"/>
@@ -6949,14 +6795,7 @@
               <w:rPr>
                 <w:sz w:val="20"/>
               </w:rPr>
-              <w:t>Sachin</w:t>
-            </w:r>
-            <w:proofErr w:type="gramEnd"/>
-            <w:r>
-              <w:rPr>
-                <w:sz w:val="20"/>
-              </w:rPr>
-              <w:t xml:space="preserve"> Goyal, and Harish PM</w:t>
+              <w:t>Sachin Goyal, and Harish PM</w:t>
             </w:r>
           </w:p>
         </w:tc>
@@ -7586,9 +7425,12 @@
       </w:tblPr>
       <w:tblGrid>
         <w:gridCol w:w="5711"/>
+        <w:gridCol w:w="644"/>
       </w:tblGrid>
       <w:tr>
         <w:trPr>
+          <w:gridAfter w:val="1"/>
+          <w:wAfter w:w="644" w:type="dxa"/>
           <w:trHeight w:val="252"/>
         </w:trPr>
         <w:tc>
@@ -7600,56 +7442,46 @@
               <w:pStyle w:val="TableParagraph"/>
               <w:spacing w:line="232" w:lineRule="exact"/>
               <w:ind w:left="50"/>
-              <w:rPr>
-                <w:sz w:val="20"/>
-              </w:rPr>
-            </w:pPr>
-            <w:r>
-              <w:rPr>
-                <w:spacing w:val="-2"/>
-                <w:sz w:val="20"/>
+            </w:pPr>
+            <w:r>
+              <w:rPr>
+                <w:spacing w:val="-2"/>
               </w:rPr>
               <w:t>IEEE</w:t>
             </w:r>
             <w:r>
               <w:rPr>
                 <w:spacing w:val="-4"/>
-                <w:sz w:val="20"/>
-              </w:rPr>
-              <w:t xml:space="preserve"> </w:t>
-            </w:r>
-            <w:r>
-              <w:rPr>
-                <w:spacing w:val="-2"/>
-                <w:sz w:val="20"/>
+              </w:rPr>
+              <w:t xml:space="preserve"> </w:t>
+            </w:r>
+            <w:r>
+              <w:rPr>
+                <w:spacing w:val="-2"/>
               </w:rPr>
               <w:t>Transaction</w:t>
             </w:r>
             <w:r>
               <w:rPr>
                 <w:spacing w:val="-4"/>
-                <w:sz w:val="20"/>
-              </w:rPr>
-              <w:t xml:space="preserve"> </w:t>
-            </w:r>
-            <w:r>
-              <w:rPr>
-                <w:spacing w:val="-2"/>
-                <w:sz w:val="20"/>
+              </w:rPr>
+              <w:t xml:space="preserve"> </w:t>
+            </w:r>
+            <w:r>
+              <w:rPr>
+                <w:spacing w:val="-2"/>
               </w:rPr>
               <w:t>on</w:t>
             </w:r>
             <w:r>
               <w:rPr>
                 <w:spacing w:val="-5"/>
-                <w:sz w:val="20"/>
-              </w:rPr>
-              <w:t xml:space="preserve"> </w:t>
-            </w:r>
-            <w:r>
-              <w:rPr>
-                <w:spacing w:val="-2"/>
-                <w:sz w:val="20"/>
+              </w:rPr>
+              <w:t xml:space="preserve"> </w:t>
+            </w:r>
+            <w:r>
+              <w:rPr>
+                <w:spacing w:val="-2"/>
               </w:rPr>
               <w:t>Robotics</w:t>
             </w:r>
@@ -7662,118 +7494,99 @@
         </w:trPr>
         <w:tc>
           <w:tcPr>
-            <w:tcW w:w="5711" w:type="dxa"/>
+            <w:tcW w:w="6355" w:type="dxa"/>
+            <w:gridSpan w:val="2"/>
           </w:tcPr>
           <w:p>
             <w:pPr>
               <w:pStyle w:val="TableParagraph"/>
               <w:spacing w:before="18" w:line="224" w:lineRule="exact"/>
               <w:ind w:left="50"/>
-              <w:rPr>
-                <w:sz w:val="20"/>
-              </w:rPr>
-            </w:pPr>
-            <w:r>
-              <w:rPr>
-                <w:spacing w:val="-2"/>
-                <w:sz w:val="20"/>
+            </w:pPr>
+            <w:r>
+              <w:rPr>
+                <w:spacing w:val="-2"/>
               </w:rPr>
               <w:t>IEEE</w:t>
             </w:r>
             <w:r>
               <w:rPr>
                 <w:spacing w:val="-4"/>
-                <w:sz w:val="20"/>
-              </w:rPr>
-              <w:t xml:space="preserve"> </w:t>
-            </w:r>
-            <w:r>
-              <w:rPr>
-                <w:spacing w:val="-2"/>
-                <w:sz w:val="20"/>
+              </w:rPr>
+              <w:t xml:space="preserve"> </w:t>
+            </w:r>
+            <w:r>
+              <w:rPr>
+                <w:spacing w:val="-2"/>
               </w:rPr>
               <w:t>International</w:t>
             </w:r>
             <w:r>
-              <w:rPr>
-                <w:sz w:val="20"/>
-              </w:rPr>
-              <w:t xml:space="preserve"> </w:t>
-            </w:r>
-            <w:r>
-              <w:rPr>
-                <w:spacing w:val="-2"/>
-                <w:sz w:val="20"/>
+              <w:t xml:space="preserve"> </w:t>
+            </w:r>
+            <w:r>
+              <w:rPr>
+                <w:spacing w:val="-2"/>
               </w:rPr>
               <w:t>Conference</w:t>
             </w:r>
             <w:r>
               <w:rPr>
                 <w:spacing w:val="-1"/>
-                <w:sz w:val="20"/>
-              </w:rPr>
-              <w:t xml:space="preserve"> </w:t>
-            </w:r>
-            <w:r>
-              <w:rPr>
-                <w:spacing w:val="-2"/>
-                <w:sz w:val="20"/>
+              </w:rPr>
+              <w:t xml:space="preserve"> </w:t>
+            </w:r>
+            <w:r>
+              <w:rPr>
+                <w:spacing w:val="-2"/>
               </w:rPr>
               <w:t>on</w:t>
             </w:r>
             <w:r>
               <w:rPr>
                 <w:spacing w:val="-6"/>
-                <w:sz w:val="20"/>
-              </w:rPr>
-              <w:t xml:space="preserve"> </w:t>
-            </w:r>
-            <w:r>
-              <w:rPr>
-                <w:spacing w:val="-2"/>
-                <w:sz w:val="20"/>
+              </w:rPr>
+              <w:t xml:space="preserve"> </w:t>
+            </w:r>
+            <w:r>
+              <w:rPr>
+                <w:spacing w:val="-2"/>
               </w:rPr>
               <w:t>Robotics</w:t>
             </w:r>
             <w:r>
               <w:rPr>
                 <w:spacing w:val="-4"/>
-                <w:sz w:val="20"/>
-              </w:rPr>
-              <w:t xml:space="preserve"> </w:t>
-            </w:r>
-            <w:r>
-              <w:rPr>
-                <w:spacing w:val="-2"/>
-                <w:sz w:val="20"/>
+              </w:rPr>
+              <w:t xml:space="preserve"> </w:t>
+            </w:r>
+            <w:r>
+              <w:rPr>
+                <w:spacing w:val="-2"/>
               </w:rPr>
               <w:t>and</w:t>
             </w:r>
             <w:r>
               <w:rPr>
                 <w:spacing w:val="-1"/>
-                <w:sz w:val="20"/>
-              </w:rPr>
-              <w:t xml:space="preserve"> </w:t>
-            </w:r>
-            <w:r>
-              <w:rPr>
-                <w:spacing w:val="-2"/>
-                <w:sz w:val="20"/>
+              </w:rPr>
+              <w:t xml:space="preserve"> </w:t>
+            </w:r>
+            <w:r>
+              <w:rPr>
+                <w:spacing w:val="-2"/>
               </w:rPr>
               <w:t>Automation</w:t>
             </w:r>
             <w:r>
               <w:rPr>
                 <w:spacing w:val="-4"/>
-                <w:sz w:val="20"/>
-              </w:rPr>
-              <w:t xml:space="preserve"> </w:t>
-            </w:r>
-            <w:r>
-              <w:rPr>
-                <w:spacing w:val="-2"/>
-                <w:sz w:val="20"/>
+              </w:rPr>
+              <w:t xml:space="preserve"> </w:t>
+            </w:r>
+            <w:r>
+              <w:rPr>
+                <w:spacing w:val="-2"/>
               </w:rPr>
               <w:t>(ICRA)</w:t>
             </w:r>
@@ -7782,6 +7595,8 @@
       </w:tr>
       <w:tr>
         <w:trPr>
+          <w:gridAfter w:val="1"/>
+          <w:wAfter w:w="644" w:type="dxa"/>
           <w:trHeight w:val="242"/>
         </w:trPr>
         <w:tc>
@@ -7793,56 +7608,46 @@
               <w:pStyle w:val="TableParagraph"/>
               <w:spacing w:before="8" w:line="214" w:lineRule="exact"/>
               <w:ind w:left="50"/>
-              <w:rPr>
-                <w:sz w:val="20"/>
-              </w:rPr>
-            </w:pPr>
-            <w:r>
-              <w:rPr>
-                <w:spacing w:val="-2"/>
-                <w:sz w:val="20"/>
+            </w:pPr>
+            <w:r>
+              <w:rPr>
+                <w:spacing w:val="-2"/>
               </w:rPr>
               <w:t>ACM</w:t>
             </w:r>
             <w:r>
               <w:rPr>
                 <w:spacing w:val="-4"/>
-                <w:sz w:val="20"/>
-              </w:rPr>
-              <w:t xml:space="preserve"> </w:t>
-            </w:r>
-            <w:r>
-              <w:rPr>
-                <w:spacing w:val="-2"/>
-                <w:sz w:val="20"/>
+              </w:rPr>
+              <w:t xml:space="preserve"> </w:t>
+            </w:r>
+            <w:r>
+              <w:rPr>
+                <w:spacing w:val="-2"/>
               </w:rPr>
               <w:t>Advances</w:t>
             </w:r>
             <w:r>
               <w:rPr>
                 <w:spacing w:val="-3"/>
-                <w:sz w:val="20"/>
-              </w:rPr>
-              <w:t xml:space="preserve"> </w:t>
-            </w:r>
-            <w:r>
-              <w:rPr>
-                <w:spacing w:val="-2"/>
-                <w:sz w:val="20"/>
+              </w:rPr>
+              <w:t xml:space="preserve"> </w:t>
+            </w:r>
+            <w:r>
+              <w:rPr>
+                <w:spacing w:val="-2"/>
               </w:rPr>
               <w:t>in</w:t>
             </w:r>
             <w:r>
               <w:rPr>
                 <w:spacing w:val="-4"/>
-                <w:sz w:val="20"/>
-              </w:rPr>
-              <w:t xml:space="preserve"> </w:t>
-            </w:r>
-            <w:r>
-              <w:rPr>
-                <w:spacing w:val="-2"/>
-                <w:sz w:val="20"/>
+              </w:rPr>
+              <w:t xml:space="preserve"> </w:t>
+            </w:r>
+            <w:r>
+              <w:rPr>
+                <w:spacing w:val="-2"/>
               </w:rPr>
               <w:t>Robotics</w:t>
             </w:r>
@@ -7851,6 +7656,8 @@
       </w:tr>
       <w:tr>
         <w:trPr>
+          <w:gridAfter w:val="1"/>
+          <w:wAfter w:w="644" w:type="dxa"/>
           <w:trHeight w:val="242"/>
         </w:trPr>
         <w:tc>
@@ -7864,16 +7671,49 @@
               <w:ind w:left="50"/>
               <w:rPr>
                 <w:spacing w:val="-2"/>
-                <w:sz w:val="20"/>
-              </w:rPr>
-            </w:pPr>
-            <w:r>
-              <w:rPr>
-                <w:spacing w:val="-2"/>
-                <w:sz w:val="20"/>
-              </w:rPr>
+              </w:rPr>
+            </w:pPr>
+            <w:r>
+              <w:rPr>
+                <w:spacing w:val="-2"/>
+              </w:rPr>
+              <w:lastRenderedPageBreak/>
               <w:t>IEEE International Conference on Rehabilitation Robotics</w:t>
             </w:r>
+          </w:p>
+        </w:tc>
+      </w:tr>
+      <w:tr>
+        <w:trPr>
+          <w:gridAfter w:val="1"/>
+          <w:wAfter w:w="644" w:type="dxa"/>
+          <w:trHeight w:val="242"/>
+        </w:trPr>
+        <w:tc>
+          <w:tcPr>
+            <w:tcW w:w="5711" w:type="dxa"/>
+          </w:tcPr>
+          <w:p>
+            <w:pPr>
+              <w:pStyle w:val="TableParagraph"/>
+              <w:spacing w:before="8" w:line="214" w:lineRule="exact"/>
+              <w:ind w:left="50"/>
+              <w:rPr>
+                <w:spacing w:val="-2"/>
+                <w:sz w:val="20"/>
+              </w:rPr>
+            </w:pPr>
+          </w:p>
+          <w:p>
+            <w:pPr>
+              <w:pStyle w:val="TableParagraph"/>
+              <w:spacing w:before="8" w:line="214" w:lineRule="exact"/>
+              <w:ind w:left="50"/>
+              <w:rPr>
+                <w:spacing w:val="-2"/>
+                <w:sz w:val="20"/>
+              </w:rPr>
+            </w:pPr>
           </w:p>
         </w:tc>
       </w:tr>
@@ -7888,7 +7728,6 @@
         <w:rPr>
           <w:noProof/>
         </w:rPr>
-        <w:lastRenderedPageBreak/>
         <mc:AlternateContent>
           <mc:Choice Requires="wps">
             <w:drawing>
@@ -8043,35 +7882,28 @@
               <w:pStyle w:val="TableParagraph"/>
               <w:spacing w:line="234" w:lineRule="exact"/>
               <w:ind w:left="50"/>
-              <w:rPr>
-                <w:sz w:val="20"/>
-              </w:rPr>
-            </w:pPr>
-            <w:r>
-              <w:rPr>
-                <w:spacing w:val="-2"/>
-                <w:sz w:val="20"/>
+            </w:pPr>
+            <w:r>
+              <w:rPr>
+                <w:spacing w:val="-2"/>
               </w:rPr>
               <w:t>[T1]</w:t>
             </w:r>
             <w:r>
               <w:rPr>
                 <w:spacing w:val="-7"/>
-                <w:sz w:val="20"/>
-              </w:rPr>
-              <w:t xml:space="preserve"> </w:t>
-            </w:r>
-            <w:r>
-              <w:rPr>
-                <w:spacing w:val="-2"/>
-                <w:sz w:val="20"/>
+              </w:rPr>
+              <w:t xml:space="preserve"> </w:t>
+            </w:r>
+            <w:r>
+              <w:rPr>
+                <w:spacing w:val="-2"/>
               </w:rPr>
               <w:t xml:space="preserve">March </w:t>
             </w:r>
             <w:r>
               <w:rPr>
                 <w:spacing w:val="-4"/>
-                <w:sz w:val="20"/>
               </w:rPr>
               <w:t>2023</w:t>
             </w:r>
@@ -8086,84 +7918,70 @@
               <w:pStyle w:val="TableParagraph"/>
               <w:spacing w:line="234" w:lineRule="exact"/>
               <w:ind w:left="356"/>
-              <w:rPr>
-                <w:sz w:val="20"/>
-              </w:rPr>
-            </w:pPr>
-            <w:r>
-              <w:rPr>
-                <w:spacing w:val="-2"/>
-                <w:sz w:val="20"/>
+            </w:pPr>
+            <w:r>
+              <w:rPr>
+                <w:spacing w:val="-2"/>
               </w:rPr>
               <w:t>Advances</w:t>
             </w:r>
             <w:r>
               <w:rPr>
                 <w:spacing w:val="-3"/>
-                <w:sz w:val="20"/>
-              </w:rPr>
-              <w:t xml:space="preserve"> </w:t>
-            </w:r>
-            <w:r>
-              <w:rPr>
-                <w:spacing w:val="-2"/>
-                <w:sz w:val="20"/>
+              </w:rPr>
+              <w:t xml:space="preserve"> </w:t>
+            </w:r>
+            <w:r>
+              <w:rPr>
+                <w:spacing w:val="-2"/>
               </w:rPr>
               <w:t>in</w:t>
             </w:r>
             <w:r>
               <w:rPr>
                 <w:spacing w:val="-6"/>
-                <w:sz w:val="20"/>
-              </w:rPr>
-              <w:t xml:space="preserve"> </w:t>
-            </w:r>
-            <w:r>
-              <w:rPr>
-                <w:spacing w:val="-2"/>
-                <w:sz w:val="20"/>
+              </w:rPr>
+              <w:t xml:space="preserve"> </w:t>
+            </w:r>
+            <w:r>
+              <w:rPr>
+                <w:spacing w:val="-2"/>
               </w:rPr>
               <w:t>motion</w:t>
             </w:r>
             <w:r>
               <w:rPr>
                 <w:spacing w:val="-4"/>
-                <w:sz w:val="20"/>
-              </w:rPr>
-              <w:t xml:space="preserve"> </w:t>
-            </w:r>
-            <w:r>
-              <w:rPr>
-                <w:spacing w:val="-2"/>
-                <w:sz w:val="20"/>
+              </w:rPr>
+              <w:t xml:space="preserve"> </w:t>
+            </w:r>
+            <w:r>
+              <w:rPr>
+                <w:spacing w:val="-2"/>
               </w:rPr>
               <w:t>control</w:t>
             </w:r>
             <w:r>
               <w:rPr>
                 <w:spacing w:val="2"/>
-                <w:sz w:val="20"/>
-              </w:rPr>
-              <w:t xml:space="preserve"> </w:t>
-            </w:r>
-            <w:r>
-              <w:rPr>
-                <w:spacing w:val="-2"/>
-                <w:sz w:val="20"/>
+              </w:rPr>
+              <w:t xml:space="preserve"> </w:t>
+            </w:r>
+            <w:r>
+              <w:rPr>
+                <w:spacing w:val="-2"/>
               </w:rPr>
               <w:t>and</w:t>
             </w:r>
             <w:r>
               <w:rPr>
                 <w:spacing w:val="-5"/>
-                <w:sz w:val="20"/>
-              </w:rPr>
-              <w:t xml:space="preserve"> </w:t>
-            </w:r>
-            <w:r>
-              <w:rPr>
-                <w:spacing w:val="-2"/>
-                <w:sz w:val="20"/>
+              </w:rPr>
+              <w:t xml:space="preserve"> </w:t>
+            </w:r>
+            <w:r>
+              <w:rPr>
+                <w:spacing w:val="-2"/>
               </w:rPr>
               <w:t>entrepreneurship</w:t>
             </w:r>
@@ -8178,27 +7996,19 @@
               <w:pStyle w:val="TableParagraph"/>
               <w:spacing w:line="234" w:lineRule="exact"/>
               <w:ind w:left="1017"/>
-              <w:rPr>
-                <w:sz w:val="20"/>
-              </w:rPr>
-            </w:pPr>
-            <w:r>
-              <w:rPr>
-                <w:sz w:val="20"/>
-              </w:rPr>
+            </w:pPr>
+            <w:r>
               <w:t>NIT</w:t>
             </w:r>
             <w:r>
               <w:rPr>
                 <w:spacing w:val="-9"/>
-                <w:sz w:val="20"/>
-              </w:rPr>
-              <w:t xml:space="preserve"> </w:t>
-            </w:r>
-            <w:r>
-              <w:rPr>
-                <w:spacing w:val="-2"/>
-                <w:sz w:val="20"/>
+              </w:rPr>
+              <w:t xml:space="preserve"> </w:t>
+            </w:r>
+            <w:r>
+              <w:rPr>
+                <w:spacing w:val="-2"/>
               </w:rPr>
               <w:t>Sikkim</w:t>
             </w:r>
@@ -8218,35 +8028,28 @@
               <w:pStyle w:val="TableParagraph"/>
               <w:spacing w:before="143" w:line="214" w:lineRule="exact"/>
               <w:ind w:left="50"/>
-              <w:rPr>
-                <w:sz w:val="20"/>
-              </w:rPr>
-            </w:pPr>
-            <w:r>
-              <w:rPr>
-                <w:spacing w:val="-2"/>
-                <w:sz w:val="20"/>
+            </w:pPr>
+            <w:r>
+              <w:rPr>
+                <w:spacing w:val="-2"/>
               </w:rPr>
               <w:t>[T2]</w:t>
             </w:r>
             <w:r>
               <w:rPr>
                 <w:spacing w:val="-7"/>
-                <w:sz w:val="20"/>
-              </w:rPr>
-              <w:t xml:space="preserve"> </w:t>
-            </w:r>
-            <w:r>
-              <w:rPr>
-                <w:spacing w:val="-2"/>
-                <w:sz w:val="20"/>
+              </w:rPr>
+              <w:t xml:space="preserve"> </w:t>
+            </w:r>
+            <w:r>
+              <w:rPr>
+                <w:spacing w:val="-2"/>
               </w:rPr>
               <w:t xml:space="preserve">March </w:t>
             </w:r>
             <w:r>
               <w:rPr>
                 <w:spacing w:val="-4"/>
-                <w:sz w:val="20"/>
               </w:rPr>
               <w:t>2023</w:t>
             </w:r>
@@ -8261,56 +8064,46 @@
               <w:pStyle w:val="TableParagraph"/>
               <w:spacing w:before="143" w:line="214" w:lineRule="exact"/>
               <w:ind w:left="356"/>
-              <w:rPr>
-                <w:sz w:val="20"/>
-              </w:rPr>
-            </w:pPr>
-            <w:r>
-              <w:rPr>
-                <w:spacing w:val="-2"/>
-                <w:sz w:val="20"/>
+            </w:pPr>
+            <w:r>
+              <w:rPr>
+                <w:spacing w:val="-2"/>
               </w:rPr>
               <w:t>Advances</w:t>
             </w:r>
             <w:r>
               <w:rPr>
                 <w:spacing w:val="-1"/>
-                <w:sz w:val="20"/>
-              </w:rPr>
-              <w:t xml:space="preserve"> </w:t>
-            </w:r>
-            <w:r>
-              <w:rPr>
-                <w:spacing w:val="-2"/>
-                <w:sz w:val="20"/>
+              </w:rPr>
+              <w:t xml:space="preserve"> </w:t>
+            </w:r>
+            <w:r>
+              <w:rPr>
+                <w:spacing w:val="-2"/>
               </w:rPr>
               <w:t>in</w:t>
             </w:r>
             <w:r>
               <w:rPr>
                 <w:spacing w:val="-4"/>
-                <w:sz w:val="20"/>
-              </w:rPr>
-              <w:t xml:space="preserve"> </w:t>
-            </w:r>
-            <w:r>
-              <w:rPr>
-                <w:spacing w:val="-2"/>
-                <w:sz w:val="20"/>
+              </w:rPr>
+              <w:t xml:space="preserve"> </w:t>
+            </w:r>
+            <w:r>
+              <w:rPr>
+                <w:spacing w:val="-2"/>
               </w:rPr>
               <w:t>motion</w:t>
             </w:r>
             <w:r>
               <w:rPr>
                 <w:spacing w:val="-3"/>
-                <w:sz w:val="20"/>
-              </w:rPr>
-              <w:t xml:space="preserve"> </w:t>
-            </w:r>
-            <w:r>
-              <w:rPr>
-                <w:spacing w:val="-2"/>
-                <w:sz w:val="20"/>
+              </w:rPr>
+              <w:t xml:space="preserve"> </w:t>
+            </w:r>
+            <w:r>
+              <w:rPr>
+                <w:spacing w:val="-2"/>
               </w:rPr>
               <w:t>control</w:t>
             </w:r>
@@ -8325,14 +8118,10 @@
               <w:pStyle w:val="TableParagraph"/>
               <w:spacing w:before="143" w:line="214" w:lineRule="exact"/>
               <w:ind w:left="1017"/>
-              <w:rPr>
-                <w:sz w:val="20"/>
-              </w:rPr>
             </w:pPr>
             <w:r>
               <w:rPr>
                 <w:spacing w:val="-4"/>
-                <w:sz w:val="20"/>
               </w:rPr>
               <w:t>PDEU</w:t>
             </w:r>
@@ -8487,27 +8276,19 @@
               <w:pStyle w:val="TableParagraph"/>
               <w:spacing w:line="234" w:lineRule="exact"/>
               <w:ind w:left="50"/>
-              <w:rPr>
-                <w:sz w:val="20"/>
-              </w:rPr>
-            </w:pPr>
-            <w:r>
-              <w:rPr>
-                <w:sz w:val="20"/>
-              </w:rPr>
+            </w:pPr>
+            <w:r>
               <w:t>[A1]</w:t>
             </w:r>
             <w:r>
               <w:rPr>
                 <w:spacing w:val="33"/>
-                <w:sz w:val="20"/>
               </w:rPr>
               <w:t xml:space="preserve"> </w:t>
             </w:r>
             <w:r>
               <w:rPr>
                 <w:spacing w:val="-4"/>
-                <w:sz w:val="20"/>
               </w:rPr>
               <w:t>2023</w:t>
             </w:r>
@@ -8522,63 +8303,52 @@
               <w:pStyle w:val="TableParagraph"/>
               <w:spacing w:line="234" w:lineRule="exact"/>
               <w:ind w:left="266"/>
-              <w:rPr>
-                <w:sz w:val="20"/>
-              </w:rPr>
-            </w:pPr>
-            <w:r>
-              <w:rPr>
-                <w:spacing w:val="-2"/>
-                <w:sz w:val="20"/>
+            </w:pPr>
+            <w:r>
+              <w:rPr>
+                <w:spacing w:val="-2"/>
               </w:rPr>
               <w:t>Winner Regional</w:t>
             </w:r>
             <w:r>
               <w:rPr>
                 <w:spacing w:val="-3"/>
-                <w:sz w:val="20"/>
-              </w:rPr>
-              <w:t xml:space="preserve"> </w:t>
-            </w:r>
-            <w:r>
-              <w:rPr>
-                <w:spacing w:val="-2"/>
-                <w:sz w:val="20"/>
+              </w:rPr>
+              <w:t xml:space="preserve"> </w:t>
+            </w:r>
+            <w:r>
+              <w:rPr>
+                <w:spacing w:val="-2"/>
               </w:rPr>
               <w:t>Finale</w:t>
             </w:r>
             <w:r>
               <w:rPr>
                 <w:spacing w:val="-3"/>
-                <w:sz w:val="20"/>
-              </w:rPr>
-              <w:t xml:space="preserve"> </w:t>
-            </w:r>
-            <w:r>
-              <w:rPr>
-                <w:spacing w:val="-2"/>
-                <w:sz w:val="20"/>
+              </w:rPr>
+              <w:t xml:space="preserve"> </w:t>
+            </w:r>
+            <w:r>
+              <w:rPr>
+                <w:spacing w:val="-2"/>
               </w:rPr>
               <w:t>of Boeing</w:t>
             </w:r>
             <w:r>
               <w:rPr>
                 <w:spacing w:val="1"/>
-                <w:sz w:val="20"/>
-              </w:rPr>
-              <w:t xml:space="preserve"> </w:t>
-            </w:r>
-            <w:r>
-              <w:rPr>
-                <w:spacing w:val="-2"/>
-                <w:sz w:val="20"/>
+              </w:rPr>
+              <w:t xml:space="preserve"> </w:t>
+            </w:r>
+            <w:r>
+              <w:rPr>
+                <w:spacing w:val="-2"/>
               </w:rPr>
               <w:t>BUILD</w:t>
             </w:r>
             <w:r>
               <w:rPr>
                 <w:spacing w:val="-4"/>
-                <w:sz w:val="20"/>
               </w:rPr>
               <w:t xml:space="preserve"> </w:t>
             </w:r>
@@ -8598,27 +8368,19 @@
               <w:pStyle w:val="TableParagraph"/>
               <w:spacing w:before="143" w:line="214" w:lineRule="exact"/>
               <w:ind w:left="50"/>
-              <w:rPr>
-                <w:sz w:val="20"/>
-              </w:rPr>
-            </w:pPr>
-            <w:r>
-              <w:rPr>
-                <w:sz w:val="20"/>
-              </w:rPr>
+            </w:pPr>
+            <w:r>
               <w:t>[A2]</w:t>
             </w:r>
             <w:r>
               <w:rPr>
                 <w:spacing w:val="33"/>
-                <w:sz w:val="20"/>
               </w:rPr>
               <w:t xml:space="preserve"> </w:t>
             </w:r>
             <w:r>
               <w:rPr>
                 <w:spacing w:val="-4"/>
-                <w:sz w:val="20"/>
               </w:rPr>
               <w:t>2017</w:t>
             </w:r>
@@ -8633,56 +8395,46 @@
               <w:pStyle w:val="TableParagraph"/>
               <w:spacing w:before="143" w:line="214" w:lineRule="exact"/>
               <w:ind w:left="266"/>
-              <w:rPr>
-                <w:sz w:val="20"/>
-              </w:rPr>
-            </w:pPr>
-            <w:r>
-              <w:rPr>
-                <w:spacing w:val="-2"/>
-                <w:sz w:val="20"/>
+            </w:pPr>
+            <w:r>
+              <w:rPr>
+                <w:spacing w:val="-2"/>
               </w:rPr>
               <w:t>Runner-up</w:t>
             </w:r>
             <w:r>
               <w:rPr>
                 <w:spacing w:val="-4"/>
-                <w:sz w:val="20"/>
-              </w:rPr>
-              <w:t xml:space="preserve"> </w:t>
-            </w:r>
-            <w:r>
-              <w:rPr>
-                <w:spacing w:val="-2"/>
-                <w:sz w:val="20"/>
+              </w:rPr>
+              <w:t xml:space="preserve"> </w:t>
+            </w:r>
+            <w:r>
+              <w:rPr>
+                <w:spacing w:val="-2"/>
               </w:rPr>
               <w:t>at</w:t>
             </w:r>
             <w:r>
               <w:rPr>
                 <w:spacing w:val="-5"/>
-                <w:sz w:val="20"/>
-              </w:rPr>
-              <w:t xml:space="preserve"> </w:t>
-            </w:r>
-            <w:r>
-              <w:rPr>
-                <w:spacing w:val="-2"/>
-                <w:sz w:val="20"/>
+              </w:rPr>
+              <w:t xml:space="preserve"> </w:t>
+            </w:r>
+            <w:r>
+              <w:rPr>
+                <w:spacing w:val="-2"/>
               </w:rPr>
               <w:t>Google India</w:t>
             </w:r>
             <w:r>
               <w:rPr>
                 <w:spacing w:val="-3"/>
-                <w:sz w:val="20"/>
-              </w:rPr>
-              <w:t xml:space="preserve"> </w:t>
-            </w:r>
-            <w:r>
-              <w:rPr>
-                <w:spacing w:val="-2"/>
-                <w:sz w:val="20"/>
+              </w:rPr>
+              <w:t xml:space="preserve"> </w:t>
+            </w:r>
+            <w:r>
+              <w:rPr>
+                <w:spacing w:val="-2"/>
               </w:rPr>
               <w:t>Hackathon</w:t>
             </w:r>
@@ -8848,7 +8600,7 @@
       </w:tblPr>
       <w:tblGrid>
         <w:gridCol w:w="3374"/>
-        <w:gridCol w:w="3824"/>
+        <w:gridCol w:w="4535"/>
       </w:tblGrid>
       <w:tr>
         <w:trPr>
@@ -8863,42 +8615,34 @@
               <w:pStyle w:val="TableParagraph"/>
               <w:spacing w:line="231" w:lineRule="exact"/>
               <w:ind w:left="50"/>
-              <w:rPr>
-                <w:sz w:val="20"/>
-              </w:rPr>
-            </w:pPr>
-            <w:r>
-              <w:rPr>
-                <w:spacing w:val="-2"/>
-                <w:sz w:val="20"/>
+            </w:pPr>
+            <w:r>
+              <w:rPr>
+                <w:spacing w:val="-2"/>
               </w:rPr>
               <w:t>Human</w:t>
             </w:r>
             <w:r>
               <w:rPr>
                 <w:spacing w:val="-9"/>
-                <w:sz w:val="20"/>
-              </w:rPr>
-              <w:t xml:space="preserve"> </w:t>
-            </w:r>
-            <w:r>
-              <w:rPr>
-                <w:spacing w:val="-2"/>
-                <w:sz w:val="20"/>
+              </w:rPr>
+              <w:t xml:space="preserve"> </w:t>
+            </w:r>
+            <w:r>
+              <w:rPr>
+                <w:spacing w:val="-2"/>
               </w:rPr>
               <w:t>Robot</w:t>
             </w:r>
             <w:r>
               <w:rPr>
                 <w:spacing w:val="-3"/>
-                <w:sz w:val="20"/>
-              </w:rPr>
-              <w:t xml:space="preserve"> </w:t>
-            </w:r>
-            <w:r>
-              <w:rPr>
-                <w:spacing w:val="-2"/>
-                <w:sz w:val="20"/>
+              </w:rPr>
+              <w:t xml:space="preserve"> </w:t>
+            </w:r>
+            <w:r>
+              <w:rPr>
+                <w:spacing w:val="-2"/>
               </w:rPr>
               <w:t>Interaction</w:t>
             </w:r>
@@ -8906,49 +8650,41 @@
         </w:tc>
         <w:tc>
           <w:tcPr>
-            <w:tcW w:w="3824" w:type="dxa"/>
+            <w:tcW w:w="4535" w:type="dxa"/>
           </w:tcPr>
           <w:p>
             <w:pPr>
               <w:pStyle w:val="TableParagraph"/>
               <w:spacing w:line="231" w:lineRule="exact"/>
               <w:ind w:left="1184"/>
-              <w:rPr>
-                <w:sz w:val="20"/>
-              </w:rPr>
-            </w:pPr>
-            <w:r>
-              <w:rPr>
-                <w:spacing w:val="-2"/>
-                <w:sz w:val="20"/>
+            </w:pPr>
+            <w:r>
+              <w:rPr>
+                <w:spacing w:val="-2"/>
               </w:rPr>
               <w:t>Digital</w:t>
             </w:r>
             <w:r>
               <w:rPr>
                 <w:spacing w:val="-7"/>
-                <w:sz w:val="20"/>
-              </w:rPr>
-              <w:t xml:space="preserve"> </w:t>
-            </w:r>
-            <w:r>
-              <w:rPr>
-                <w:spacing w:val="-2"/>
-                <w:sz w:val="20"/>
+              </w:rPr>
+              <w:t xml:space="preserve"> </w:t>
+            </w:r>
+            <w:r>
+              <w:rPr>
+                <w:spacing w:val="-2"/>
               </w:rPr>
               <w:t>Control</w:t>
             </w:r>
             <w:r>
               <w:rPr>
                 <w:spacing w:val="-5"/>
-                <w:sz w:val="20"/>
-              </w:rPr>
-              <w:t xml:space="preserve"> </w:t>
-            </w:r>
-            <w:r>
-              <w:rPr>
-                <w:spacing w:val="-2"/>
-                <w:sz w:val="20"/>
+              </w:rPr>
+              <w:t xml:space="preserve"> </w:t>
+            </w:r>
+            <w:r>
+              <w:rPr>
+                <w:spacing w:val="-2"/>
               </w:rPr>
               <w:t>Systems</w:t>
             </w:r>
@@ -8968,42 +8704,34 @@
               <w:pStyle w:val="TableParagraph"/>
               <w:spacing w:before="17" w:line="232" w:lineRule="exact"/>
               <w:ind w:left="50"/>
-              <w:rPr>
-                <w:sz w:val="20"/>
-              </w:rPr>
-            </w:pPr>
-            <w:r>
-              <w:rPr>
-                <w:spacing w:val="-2"/>
-                <w:sz w:val="20"/>
+            </w:pPr>
+            <w:r>
+              <w:rPr>
+                <w:spacing w:val="-2"/>
               </w:rPr>
               <w:t>Introduction</w:t>
             </w:r>
             <w:r>
               <w:rPr>
                 <w:spacing w:val="-3"/>
-                <w:sz w:val="20"/>
-              </w:rPr>
-              <w:t xml:space="preserve"> </w:t>
-            </w:r>
-            <w:r>
-              <w:rPr>
-                <w:spacing w:val="-2"/>
-                <w:sz w:val="20"/>
+              </w:rPr>
+              <w:t xml:space="preserve"> </w:t>
+            </w:r>
+            <w:r>
+              <w:rPr>
+                <w:spacing w:val="-2"/>
               </w:rPr>
               <w:t>to</w:t>
             </w:r>
             <w:r>
               <w:rPr>
                 <w:spacing w:val="3"/>
-                <w:sz w:val="20"/>
-              </w:rPr>
-              <w:t xml:space="preserve"> </w:t>
-            </w:r>
-            <w:r>
-              <w:rPr>
-                <w:spacing w:val="-2"/>
-                <w:sz w:val="20"/>
+              </w:rPr>
+              <w:t xml:space="preserve"> </w:t>
+            </w:r>
+            <w:r>
+              <w:rPr>
+                <w:spacing w:val="-2"/>
               </w:rPr>
               <w:t>Robotics</w:t>
             </w:r>
@@ -9011,35 +8739,29 @@
         </w:tc>
         <w:tc>
           <w:tcPr>
-            <w:tcW w:w="3824" w:type="dxa"/>
+            <w:tcW w:w="4535" w:type="dxa"/>
           </w:tcPr>
           <w:p>
             <w:pPr>
               <w:pStyle w:val="TableParagraph"/>
               <w:spacing w:before="17" w:line="232" w:lineRule="exact"/>
               <w:ind w:left="1184"/>
-              <w:rPr>
-                <w:sz w:val="20"/>
-              </w:rPr>
             </w:pPr>
             <w:r>
               <w:rPr>
                 <w:spacing w:val="-4"/>
-                <w:sz w:val="20"/>
               </w:rPr>
               <w:t>Nonlinear</w:t>
             </w:r>
             <w:r>
               <w:rPr>
                 <w:spacing w:val="7"/>
-                <w:sz w:val="20"/>
-              </w:rPr>
-              <w:t xml:space="preserve"> </w:t>
-            </w:r>
-            <w:r>
-              <w:rPr>
-                <w:spacing w:val="-2"/>
-                <w:sz w:val="20"/>
+              </w:rPr>
+              <w:t xml:space="preserve"> </w:t>
+            </w:r>
+            <w:r>
+              <w:rPr>
+                <w:spacing w:val="-2"/>
               </w:rPr>
               <w:t>Control</w:t>
             </w:r>
@@ -9059,42 +8781,34 @@
               <w:pStyle w:val="TableParagraph"/>
               <w:spacing w:before="17" w:line="224" w:lineRule="exact"/>
               <w:ind w:left="50"/>
-              <w:rPr>
-                <w:sz w:val="20"/>
-              </w:rPr>
-            </w:pPr>
-            <w:r>
-              <w:rPr>
-                <w:spacing w:val="-2"/>
-                <w:sz w:val="20"/>
+            </w:pPr>
+            <w:r>
+              <w:rPr>
+                <w:spacing w:val="-2"/>
               </w:rPr>
               <w:t>Modern</w:t>
             </w:r>
             <w:r>
               <w:rPr>
                 <w:spacing w:val="-6"/>
-                <w:sz w:val="20"/>
-              </w:rPr>
-              <w:t xml:space="preserve"> </w:t>
-            </w:r>
-            <w:r>
-              <w:rPr>
-                <w:spacing w:val="-2"/>
-                <w:sz w:val="20"/>
+              </w:rPr>
+              <w:t xml:space="preserve"> </w:t>
+            </w:r>
+            <w:r>
+              <w:rPr>
+                <w:spacing w:val="-2"/>
               </w:rPr>
               <w:t>Control</w:t>
             </w:r>
             <w:r>
               <w:rPr>
                 <w:spacing w:val="-3"/>
-                <w:sz w:val="20"/>
-              </w:rPr>
-              <w:t xml:space="preserve"> </w:t>
-            </w:r>
-            <w:r>
-              <w:rPr>
-                <w:spacing w:val="-2"/>
-                <w:sz w:val="20"/>
+              </w:rPr>
+              <w:t xml:space="preserve"> </w:t>
+            </w:r>
+            <w:r>
+              <w:rPr>
+                <w:spacing w:val="-2"/>
               </w:rPr>
               <w:t>Theory</w:t>
             </w:r>
@@ -9102,49 +8816,41 @@
         </w:tc>
         <w:tc>
           <w:tcPr>
-            <w:tcW w:w="3824" w:type="dxa"/>
+            <w:tcW w:w="4535" w:type="dxa"/>
           </w:tcPr>
           <w:p>
             <w:pPr>
               <w:pStyle w:val="TableParagraph"/>
               <w:spacing w:before="17" w:line="224" w:lineRule="exact"/>
               <w:ind w:left="1184"/>
-              <w:rPr>
-                <w:sz w:val="20"/>
-              </w:rPr>
-            </w:pPr>
-            <w:r>
-              <w:rPr>
-                <w:spacing w:val="-2"/>
-                <w:sz w:val="20"/>
+            </w:pPr>
+            <w:r>
+              <w:rPr>
+                <w:spacing w:val="-2"/>
               </w:rPr>
               <w:t>Fundamentals</w:t>
             </w:r>
             <w:r>
               <w:rPr>
                 <w:spacing w:val="-7"/>
-                <w:sz w:val="20"/>
-              </w:rPr>
-              <w:t xml:space="preserve"> </w:t>
-            </w:r>
-            <w:r>
-              <w:rPr>
-                <w:spacing w:val="-2"/>
-                <w:sz w:val="20"/>
+              </w:rPr>
+              <w:t xml:space="preserve"> </w:t>
+            </w:r>
+            <w:r>
+              <w:rPr>
+                <w:spacing w:val="-2"/>
               </w:rPr>
               <w:t>of</w:t>
             </w:r>
             <w:r>
               <w:rPr>
                 <w:spacing w:val="-7"/>
-                <w:sz w:val="20"/>
-              </w:rPr>
-              <w:t xml:space="preserve"> </w:t>
-            </w:r>
-            <w:r>
-              <w:rPr>
-                <w:spacing w:val="-2"/>
-                <w:sz w:val="20"/>
+              </w:rPr>
+              <w:t xml:space="preserve"> </w:t>
+            </w:r>
+            <w:r>
+              <w:rPr>
+                <w:spacing w:val="-2"/>
               </w:rPr>
               <w:t>Neuroscience</w:t>
             </w:r>
@@ -9164,28 +8870,22 @@
               <w:pStyle w:val="TableParagraph"/>
               <w:spacing w:before="8" w:line="214" w:lineRule="exact"/>
               <w:ind w:left="50"/>
-              <w:rPr>
-                <w:sz w:val="20"/>
-              </w:rPr>
-            </w:pPr>
-            <w:r>
-              <w:rPr>
-                <w:spacing w:val="-2"/>
-                <w:sz w:val="20"/>
+            </w:pPr>
+            <w:r>
+              <w:rPr>
+                <w:spacing w:val="-2"/>
               </w:rPr>
               <w:t>Control</w:t>
             </w:r>
             <w:r>
               <w:rPr>
                 <w:spacing w:val="-8"/>
-                <w:sz w:val="20"/>
-              </w:rPr>
-              <w:t xml:space="preserve"> </w:t>
-            </w:r>
-            <w:r>
-              <w:rPr>
-                <w:spacing w:val="-2"/>
-                <w:sz w:val="20"/>
+              </w:rPr>
+              <w:t xml:space="preserve"> </w:t>
+            </w:r>
+            <w:r>
+              <w:rPr>
+                <w:spacing w:val="-2"/>
               </w:rPr>
               <w:t>Theory</w:t>
             </w:r>
@@ -9193,63 +8893,53 @@
         </w:tc>
         <w:tc>
           <w:tcPr>
-            <w:tcW w:w="3824" w:type="dxa"/>
+            <w:tcW w:w="4535" w:type="dxa"/>
           </w:tcPr>
           <w:p>
             <w:pPr>
               <w:pStyle w:val="TableParagraph"/>
               <w:spacing w:before="8" w:line="214" w:lineRule="exact"/>
               <w:ind w:left="1184"/>
-              <w:rPr>
-                <w:sz w:val="20"/>
-              </w:rPr>
-            </w:pPr>
-            <w:r>
-              <w:rPr>
-                <w:spacing w:val="-2"/>
-                <w:sz w:val="20"/>
+            </w:pPr>
+            <w:r>
+              <w:rPr>
+                <w:spacing w:val="-2"/>
               </w:rPr>
               <w:t>Classics</w:t>
             </w:r>
             <w:r>
               <w:rPr>
                 <w:spacing w:val="-3"/>
-                <w:sz w:val="20"/>
-              </w:rPr>
-              <w:t xml:space="preserve"> </w:t>
-            </w:r>
-            <w:r>
-              <w:rPr>
-                <w:spacing w:val="-2"/>
-                <w:sz w:val="20"/>
+              </w:rPr>
+              <w:t xml:space="preserve"> </w:t>
+            </w:r>
+            <w:r>
+              <w:rPr>
+                <w:spacing w:val="-2"/>
               </w:rPr>
               <w:t>in</w:t>
             </w:r>
             <w:r>
               <w:rPr>
                 <w:spacing w:val="-4"/>
-                <w:sz w:val="20"/>
-              </w:rPr>
-              <w:t xml:space="preserve"> </w:t>
-            </w:r>
-            <w:r>
-              <w:rPr>
-                <w:spacing w:val="-2"/>
-                <w:sz w:val="20"/>
+              </w:rPr>
+              <w:t xml:space="preserve"> </w:t>
+            </w:r>
+            <w:r>
+              <w:rPr>
+                <w:spacing w:val="-2"/>
               </w:rPr>
               <w:t>Brain</w:t>
             </w:r>
             <w:r>
               <w:rPr>
                 <w:spacing w:val="-5"/>
-                <w:sz w:val="20"/>
-              </w:rPr>
-              <w:t xml:space="preserve"> </w:t>
-            </w:r>
-            <w:r>
-              <w:rPr>
-                <w:spacing w:val="-2"/>
-                <w:sz w:val="20"/>
+              </w:rPr>
+              <w:t xml:space="preserve"> </w:t>
+            </w:r>
+            <w:r>
+              <w:rPr>
+                <w:spacing w:val="-2"/>
               </w:rPr>
               <w:t>Science</w:t>
             </w:r>
@@ -9372,6 +9062,173 @@
         <w:spacing w:before="268"/>
         <w:ind w:left="660"/>
         <w:rPr>
+          <w:spacing w:val="-2"/>
+        </w:rPr>
+      </w:pPr>
+      <w:r>
+        <w:t>Tinkering</w:t>
+      </w:r>
+      <w:r>
+        <w:rPr>
+          <w:spacing w:val="-12"/>
+        </w:rPr>
+        <w:t xml:space="preserve"> </w:t>
+      </w:r>
+      <w:r>
+        <w:t>with</w:t>
+      </w:r>
+      <w:r>
+        <w:rPr>
+          <w:spacing w:val="-11"/>
+        </w:rPr>
+        <w:t xml:space="preserve"> </w:t>
+      </w:r>
+      <w:r>
+        <w:t>Electronics</w:t>
+      </w:r>
+      <w:r>
+        <w:rPr>
+          <w:spacing w:val="-11"/>
+        </w:rPr>
+        <w:t xml:space="preserve"> </w:t>
+      </w:r>
+      <w:r>
+        <w:t>&amp;</w:t>
+      </w:r>
+      <w:r>
+        <w:rPr>
+          <w:spacing w:val="-11"/>
+        </w:rPr>
+        <w:t xml:space="preserve"> </w:t>
+      </w:r>
+      <w:r>
+        <w:t>Embedded</w:t>
+      </w:r>
+      <w:r>
+        <w:rPr>
+          <w:spacing w:val="-11"/>
+        </w:rPr>
+        <w:t xml:space="preserve"> </w:t>
+      </w:r>
+      <w:r>
+        <w:t>System</w:t>
+      </w:r>
+      <w:r>
+        <w:rPr>
+          <w:spacing w:val="-10"/>
+        </w:rPr>
+        <w:t xml:space="preserve"> </w:t>
+      </w:r>
+      <w:r>
+        <w:t>|</w:t>
+      </w:r>
+      <w:r>
+        <w:rPr>
+          <w:spacing w:val="-11"/>
+        </w:rPr>
+        <w:t xml:space="preserve"> </w:t>
+      </w:r>
+      <w:r>
+        <w:t>Musical</w:t>
+      </w:r>
+      <w:r>
+        <w:rPr>
+          <w:spacing w:val="-10"/>
+        </w:rPr>
+        <w:t xml:space="preserve"> </w:t>
+      </w:r>
+      <w:r>
+        <w:t>Instruments</w:t>
+      </w:r>
+      <w:r>
+        <w:rPr>
+          <w:spacing w:val="-10"/>
+        </w:rPr>
+        <w:t xml:space="preserve"> </w:t>
+      </w:r>
+      <w:r>
+        <w:t>|</w:t>
+      </w:r>
+      <w:r>
+        <w:rPr>
+          <w:spacing w:val="-11"/>
+        </w:rPr>
+        <w:t xml:space="preserve"> </w:t>
+      </w:r>
+      <w:r>
+        <w:t>Cooking</w:t>
+      </w:r>
+      <w:r>
+        <w:rPr>
+          <w:spacing w:val="-8"/>
+        </w:rPr>
+        <w:t xml:space="preserve"> </w:t>
+      </w:r>
+      <w:r>
+        <w:t>|</w:t>
+      </w:r>
+      <w:r>
+        <w:rPr>
+          <w:spacing w:val="-11"/>
+        </w:rPr>
+        <w:t xml:space="preserve"> </w:t>
+      </w:r>
+      <w:r>
+        <w:t>Relaxing</w:t>
+      </w:r>
+      <w:r>
+        <w:rPr>
+          <w:spacing w:val="-11"/>
+        </w:rPr>
+        <w:t xml:space="preserve"> </w:t>
+      </w:r>
+      <w:r>
+        <w:t>in</w:t>
+      </w:r>
+      <w:r>
+        <w:rPr>
+          <w:spacing w:val="-11"/>
+        </w:rPr>
+        <w:t xml:space="preserve"> </w:t>
+      </w:r>
+      <w:r>
+        <w:rPr>
+          <w:spacing w:val="-2"/>
+        </w:rPr>
+        <w:t>Natur</w:t>
+      </w:r>
+      <w:r>
+        <w:rPr>
+          <w:spacing w:val="-2"/>
+        </w:rPr>
+        <w:t>e</w:t>
+      </w:r>
+    </w:p>
+    <w:p>
+      <w:pPr>
+        <w:spacing w:before="268"/>
+        <w:rPr>
+          <w:sz w:val="20"/>
+        </w:rPr>
+      </w:pPr>
+    </w:p>
+    <w:p>
+      <w:pPr>
+        <w:rPr>
+          <w:sz w:val="20"/>
+        </w:rPr>
+      </w:pPr>
+    </w:p>
+    <w:p>
+      <w:pPr>
+        <w:rPr>
+          <w:sz w:val="20"/>
+        </w:rPr>
+      </w:pPr>
+    </w:p>
+    <w:p>
+      <w:pPr>
+        <w:rPr>
           <w:sz w:val="20"/>
         </w:rPr>
         <w:sectPr>
@@ -9381,202 +9238,6 @@
           <w:cols w:space="720"/>
         </w:sectPr>
       </w:pPr>
-      <w:r>
-        <w:rPr>
-          <w:sz w:val="20"/>
-        </w:rPr>
-        <w:t>Tinkering</w:t>
-      </w:r>
-      <w:r>
-        <w:rPr>
-          <w:spacing w:val="-12"/>
-          <w:sz w:val="20"/>
-        </w:rPr>
-        <w:t xml:space="preserve"> </w:t>
-      </w:r>
-      <w:r>
-        <w:rPr>
-          <w:sz w:val="20"/>
-        </w:rPr>
-        <w:t>with</w:t>
-      </w:r>
-      <w:r>
-        <w:rPr>
-          <w:spacing w:val="-11"/>
-          <w:sz w:val="20"/>
-        </w:rPr>
-        <w:t xml:space="preserve"> </w:t>
-      </w:r>
-      <w:r>
-        <w:rPr>
-          <w:sz w:val="20"/>
-        </w:rPr>
-        <w:t>Electronics</w:t>
-      </w:r>
-      <w:r>
-        <w:rPr>
-          <w:spacing w:val="-11"/>
-          <w:sz w:val="20"/>
-        </w:rPr>
-        <w:t xml:space="preserve"> </w:t>
-      </w:r>
-      <w:r>
-        <w:rPr>
-          <w:sz w:val="20"/>
-        </w:rPr>
-        <w:t>&amp;</w:t>
-      </w:r>
-      <w:r>
-        <w:rPr>
-          <w:spacing w:val="-11"/>
-          <w:sz w:val="20"/>
-        </w:rPr>
-        <w:t xml:space="preserve"> </w:t>
-      </w:r>
-      <w:r>
-        <w:rPr>
-          <w:sz w:val="20"/>
-        </w:rPr>
-        <w:t>Embedded</w:t>
-      </w:r>
-      <w:r>
-        <w:rPr>
-          <w:spacing w:val="-11"/>
-          <w:sz w:val="20"/>
-        </w:rPr>
-        <w:t xml:space="preserve"> </w:t>
-      </w:r>
-      <w:r>
-        <w:rPr>
-          <w:sz w:val="20"/>
-        </w:rPr>
-        <w:t>System</w:t>
-      </w:r>
-      <w:r>
-        <w:rPr>
-          <w:spacing w:val="-10"/>
-          <w:sz w:val="20"/>
-        </w:rPr>
-        <w:t xml:space="preserve"> </w:t>
-      </w:r>
-      <w:r>
-        <w:rPr>
-          <w:sz w:val="20"/>
-        </w:rPr>
-        <w:t>|</w:t>
-      </w:r>
-      <w:r>
-        <w:rPr>
-          <w:spacing w:val="-11"/>
-          <w:sz w:val="20"/>
-        </w:rPr>
-        <w:t xml:space="preserve"> </w:t>
-      </w:r>
-      <w:r>
-        <w:rPr>
-          <w:sz w:val="20"/>
-        </w:rPr>
-        <w:t>Musical</w:t>
-      </w:r>
-      <w:r>
-        <w:rPr>
-          <w:spacing w:val="-10"/>
-          <w:sz w:val="20"/>
-        </w:rPr>
-        <w:t xml:space="preserve"> </w:t>
-      </w:r>
-      <w:r>
-        <w:rPr>
-          <w:sz w:val="20"/>
-        </w:rPr>
-        <w:t>Instruments</w:t>
-      </w:r>
-      <w:r>
-        <w:rPr>
-          <w:spacing w:val="-10"/>
-          <w:sz w:val="20"/>
-        </w:rPr>
-        <w:t xml:space="preserve"> </w:t>
-      </w:r>
-      <w:r>
-        <w:rPr>
-          <w:sz w:val="20"/>
-        </w:rPr>
-        <w:t>|</w:t>
-      </w:r>
-      <w:r>
-        <w:rPr>
-          <w:spacing w:val="-11"/>
-          <w:sz w:val="20"/>
-        </w:rPr>
-        <w:t xml:space="preserve"> </w:t>
-      </w:r>
-      <w:r>
-        <w:rPr>
-          <w:sz w:val="20"/>
-        </w:rPr>
-        <w:t>Cooking</w:t>
-      </w:r>
-      <w:r>
-        <w:rPr>
-          <w:spacing w:val="-8"/>
-          <w:sz w:val="20"/>
-        </w:rPr>
-        <w:t xml:space="preserve"> </w:t>
-      </w:r>
-      <w:r>
-        <w:rPr>
-          <w:sz w:val="20"/>
-        </w:rPr>
-        <w:t>|</w:t>
-      </w:r>
-      <w:r>
-        <w:rPr>
-          <w:spacing w:val="-11"/>
-          <w:sz w:val="20"/>
-        </w:rPr>
-        <w:t xml:space="preserve"> </w:t>
-      </w:r>
-      <w:r>
-        <w:rPr>
-          <w:sz w:val="20"/>
-        </w:rPr>
-        <w:t>Relaxing</w:t>
-      </w:r>
-      <w:r>
-        <w:rPr>
-          <w:spacing w:val="-11"/>
-          <w:sz w:val="20"/>
-        </w:rPr>
-        <w:t xml:space="preserve"> </w:t>
-      </w:r>
-      <w:r>
-        <w:rPr>
-          <w:sz w:val="20"/>
-        </w:rPr>
-        <w:t>in</w:t>
-      </w:r>
-      <w:r>
-        <w:rPr>
-          <w:spacing w:val="-11"/>
-          <w:sz w:val="20"/>
-        </w:rPr>
-        <w:t xml:space="preserve"> </w:t>
-      </w:r>
-      <w:r>
-        <w:rPr>
-          <w:spacing w:val="-2"/>
-          <w:sz w:val="20"/>
-        </w:rPr>
-        <w:t>Natur</w:t>
-      </w:r>
-      <w:r>
-        <w:rPr>
-          <w:spacing w:val="-2"/>
-          <w:sz w:val="20"/>
-        </w:rPr>
-        <w:t>e</w:t>
-      </w:r>
     </w:p>
     <w:p>
       <w:pPr>

--- a/assets/shail_cv.docx
+++ b/assets/shail_cv.docx
@@ -565,20 +565,6 @@
                 <w:b/>
                 <w:spacing w:val="-2"/>
               </w:rPr>
-              <w:t>Candidate</w:t>
-            </w:r>
-            <w:r>
-              <w:rPr>
-                <w:b/>
-                <w:spacing w:val="-4"/>
-              </w:rPr>
-              <w:t xml:space="preserve"> </w:t>
-            </w:r>
-            <w:r>
-              <w:rPr>
-                <w:b/>
-                <w:spacing w:val="-2"/>
-              </w:rPr>
               <w:t>in</w:t>
             </w:r>
             <w:r>
@@ -864,6 +850,7 @@
                 <w:b/>
               </w:rPr>
             </w:pPr>
+            <w:proofErr w:type="gramStart"/>
             <w:r>
               <w:rPr>
                 <w:b/>
@@ -899,6 +886,7 @@
               </w:rPr>
               <w:t>ngineering</w:t>
             </w:r>
+            <w:proofErr w:type="gramEnd"/>
           </w:p>
         </w:tc>
         <w:tc>
@@ -1673,12 +1661,14 @@
               </w:rPr>
               <w:t xml:space="preserve"> </w:t>
             </w:r>
+            <w:proofErr w:type="spellStart"/>
             <w:r>
               <w:rPr>
                 <w:sz w:val="20"/>
               </w:rPr>
               <w:t>Dongheui</w:t>
             </w:r>
+            <w:proofErr w:type="spellEnd"/>
             <w:r>
               <w:rPr>
                 <w:spacing w:val="-10"/>
@@ -2856,12 +2846,14 @@
               </w:rPr>
               <w:t xml:space="preserve"> </w:t>
             </w:r>
+            <w:proofErr w:type="spellStart"/>
             <w:r>
               <w:rPr>
                 <w:sz w:val="20"/>
               </w:rPr>
               <w:t>Vruntang</w:t>
             </w:r>
+            <w:proofErr w:type="spellEnd"/>
             <w:r>
               <w:rPr>
                 <w:spacing w:val="-7"/>
@@ -3472,12 +3464,14 @@
               </w:rPr>
               <w:t xml:space="preserve"> </w:t>
             </w:r>
+            <w:proofErr w:type="spellStart"/>
             <w:r>
               <w:rPr>
                 <w:sz w:val="20"/>
               </w:rPr>
               <w:t>Vruntang</w:t>
             </w:r>
+            <w:proofErr w:type="spellEnd"/>
             <w:r>
               <w:rPr>
                 <w:spacing w:val="-7"/>
@@ -3995,12 +3989,14 @@
               </w:rPr>
               <w:t xml:space="preserve"> </w:t>
             </w:r>
+            <w:proofErr w:type="spellStart"/>
             <w:r>
               <w:rPr>
                 <w:sz w:val="20"/>
               </w:rPr>
               <w:t>Vruntang</w:t>
             </w:r>
+            <w:proofErr w:type="spellEnd"/>
             <w:r>
               <w:rPr>
                 <w:spacing w:val="-7"/>
@@ -4800,13 +4796,27 @@
         <w:rPr>
           <w:b/>
         </w:rPr>
-        <w:t>Graduate Teaching Fellow [Mechatronics]</w:t>
-      </w:r>
+        <w:t>Graduate Teaching Fellow [</w:t>
+      </w:r>
+      <w:proofErr w:type="gramStart"/>
       <w:r>
         <w:rPr>
           <w:b/>
         </w:rPr>
-        <w:t xml:space="preserve">                                                               </w:t>
+        <w:t>Mechatronics]</w:t>
+      </w:r>
+      <w:r>
+        <w:rPr>
+          <w:b/>
+        </w:rPr>
+        <w:t xml:space="preserve">   </w:t>
+      </w:r>
+      <w:proofErr w:type="gramEnd"/>
+      <w:r>
+        <w:rPr>
+          <w:b/>
+        </w:rPr>
+        <w:t xml:space="preserve">                                                            </w:t>
       </w:r>
       <w:r>
         <w:t>August</w:t>
@@ -4942,8 +4952,16 @@
         <w:rPr>
           <w:color w:val="575757"/>
         </w:rPr>
-        <w:t>with Prof. Madhu Vadali</w:t>
-      </w:r>
+        <w:t xml:space="preserve">with Prof. Madhu </w:t>
+      </w:r>
+      <w:proofErr w:type="spellStart"/>
+      <w:r>
+        <w:rPr>
+          <w:color w:val="575757"/>
+        </w:rPr>
+        <w:t>Vadali</w:t>
+      </w:r>
+      <w:proofErr w:type="spellEnd"/>
     </w:p>
     <w:p>
       <w:pPr>
@@ -4965,13 +4983,27 @@
         <w:rPr>
           <w:b/>
         </w:rPr>
-        <w:t>Graduate Teaching Fellow [Control Theory]</w:t>
-      </w:r>
+        <w:t xml:space="preserve">Graduate Teaching Fellow [Control </w:t>
+      </w:r>
+      <w:proofErr w:type="gramStart"/>
       <w:r>
         <w:rPr>
           <w:b/>
         </w:rPr>
-        <w:t xml:space="preserve">                                                                    </w:t>
+        <w:t>Theory]</w:t>
+      </w:r>
+      <w:r>
+        <w:rPr>
+          <w:b/>
+        </w:rPr>
+        <w:t xml:space="preserve">   </w:t>
+      </w:r>
+      <w:proofErr w:type="gramEnd"/>
+      <w:r>
+        <w:rPr>
+          <w:b/>
+        </w:rPr>
+        <w:t xml:space="preserve">                                                                 </w:t>
       </w:r>
       <w:r>
         <w:t>January</w:t>
@@ -5120,8 +5152,16 @@
         <w:rPr>
           <w:color w:val="575757"/>
         </w:rPr>
-        <w:t>with Prof. Madhu Vadali</w:t>
-      </w:r>
+        <w:t xml:space="preserve">with Prof. Madhu </w:t>
+      </w:r>
+      <w:proofErr w:type="spellStart"/>
+      <w:r>
+        <w:rPr>
+          <w:color w:val="575757"/>
+        </w:rPr>
+        <w:t>Vadali</w:t>
+      </w:r>
+      <w:proofErr w:type="spellEnd"/>
     </w:p>
     <w:p>
       <w:pPr>
@@ -6057,7 +6097,13 @@
               </w:rPr>
             </w:pPr>
             <w:r>
-              <w:t xml:space="preserve">IEEE Robotics &amp; automation Society </w:t>
+              <w:t xml:space="preserve">IEEE Robotics &amp; </w:t>
+            </w:r>
+            <w:r>
+              <w:t>A</w:t>
+            </w:r>
+            <w:r>
+              <w:t xml:space="preserve">utomation Society </w:t>
             </w:r>
           </w:p>
         </w:tc>
@@ -6225,7 +6271,25 @@
               <w:rPr>
                 <w:color w:val="595959" w:themeColor="text1" w:themeTint="A6"/>
               </w:rPr>
-              <w:t xml:space="preserve">To </w:t>
+              <w:t>To</w:t>
+            </w:r>
+            <w:r>
+              <w:rPr>
+                <w:color w:val="595959" w:themeColor="text1" w:themeTint="A6"/>
+              </w:rPr>
+              <w:t xml:space="preserve"> </w:t>
+            </w:r>
+            <w:r>
+              <w:rPr>
+                <w:color w:val="595959" w:themeColor="text1" w:themeTint="A6"/>
+              </w:rPr>
+              <w:t>attend</w:t>
+            </w:r>
+            <w:r>
+              <w:rPr>
+                <w:color w:val="595959" w:themeColor="text1" w:themeTint="A6"/>
+              </w:rPr>
+              <w:t xml:space="preserve"> </w:t>
             </w:r>
             <w:r>
               <w:rPr>
@@ -6672,7 +6736,21 @@
               <w:rPr>
                 <w:sz w:val="20"/>
               </w:rPr>
-              <w:t>Shail Jadav, Karthik Karvaje, Sujay Kadam, Vineet Vashista, James Sulzer, Ashish Deshpande, and Harish PM</w:t>
+              <w:t xml:space="preserve">Shail Jadav, Karthik </w:t>
+            </w:r>
+            <w:proofErr w:type="spellStart"/>
+            <w:r>
+              <w:rPr>
+                <w:sz w:val="20"/>
+              </w:rPr>
+              <w:t>Karvaje</w:t>
+            </w:r>
+            <w:proofErr w:type="spellEnd"/>
+            <w:r>
+              <w:rPr>
+                <w:sz w:val="20"/>
+              </w:rPr>
+              <w:t>, Sujay Kadam, Vineet Vashista, James Sulzer, Ashish Deshpande, and Harish PM</w:t>
             </w:r>
           </w:p>
         </w:tc>
@@ -6777,8 +6855,23 @@
               <w:rPr>
                 <w:sz w:val="20"/>
               </w:rPr>
-              <w:t xml:space="preserve">Shah Vrutang, Shail </w:t>
-            </w:r>
+              <w:t xml:space="preserve">Shah </w:t>
+            </w:r>
+            <w:proofErr w:type="spellStart"/>
+            <w:r>
+              <w:rPr>
+                <w:sz w:val="20"/>
+              </w:rPr>
+              <w:t>Vrutang</w:t>
+            </w:r>
+            <w:proofErr w:type="spellEnd"/>
+            <w:r>
+              <w:rPr>
+                <w:sz w:val="20"/>
+              </w:rPr>
+              <w:t xml:space="preserve">, Shail </w:t>
+            </w:r>
+            <w:proofErr w:type="gramStart"/>
             <w:r>
               <w:rPr>
                 <w:sz w:val="20"/>
@@ -6795,7 +6888,14 @@
               <w:rPr>
                 <w:sz w:val="20"/>
               </w:rPr>
-              <w:t>Sachin Goyal, and Harish PM</w:t>
+              <w:t>Sachin</w:t>
+            </w:r>
+            <w:proofErr w:type="gramEnd"/>
+            <w:r>
+              <w:rPr>
+                <w:sz w:val="20"/>
+              </w:rPr>
+              <w:t xml:space="preserve"> Goyal, and Harish PM</w:t>
             </w:r>
           </w:p>
         </w:tc>
@@ -6900,7 +7000,35 @@
               <w:rPr>
                 <w:sz w:val="20"/>
               </w:rPr>
-              <w:t>Shail Jadav, Johannes Heidersberger, Christian Ott, and Dongheui Lee</w:t>
+              <w:t xml:space="preserve">Shail Jadav, Johannes </w:t>
+            </w:r>
+            <w:proofErr w:type="spellStart"/>
+            <w:r>
+              <w:rPr>
+                <w:sz w:val="20"/>
+              </w:rPr>
+              <w:t>Heidersberger</w:t>
+            </w:r>
+            <w:proofErr w:type="spellEnd"/>
+            <w:r>
+              <w:rPr>
+                <w:sz w:val="20"/>
+              </w:rPr>
+              <w:t xml:space="preserve">, Christian Ott, and </w:t>
+            </w:r>
+            <w:proofErr w:type="spellStart"/>
+            <w:r>
+              <w:rPr>
+                <w:sz w:val="20"/>
+              </w:rPr>
+              <w:t>Dongheui</w:t>
+            </w:r>
+            <w:proofErr w:type="spellEnd"/>
+            <w:r>
+              <w:rPr>
+                <w:sz w:val="20"/>
+              </w:rPr>
+              <w:t xml:space="preserve"> Lee</w:t>
             </w:r>
           </w:p>
         </w:tc>
@@ -7110,7 +7238,21 @@
               <w:rPr>
                 <w:sz w:val="20"/>
               </w:rPr>
-              <w:t>Shail Jadav, Shubhankar Riswadkar, Sujay Kadam, and Harish PM</w:t>
+              <w:t xml:space="preserve">Shail Jadav, Shubhankar </w:t>
+            </w:r>
+            <w:proofErr w:type="spellStart"/>
+            <w:r>
+              <w:rPr>
+                <w:sz w:val="20"/>
+              </w:rPr>
+              <w:t>Riswadkar</w:t>
+            </w:r>
+            <w:proofErr w:type="spellEnd"/>
+            <w:r>
+              <w:rPr>
+                <w:sz w:val="20"/>
+              </w:rPr>
+              <w:t>, Sujay Kadam, and Harish PM</w:t>
             </w:r>
           </w:p>
         </w:tc>
@@ -7151,7 +7293,21 @@
               <w:rPr>
                 <w:sz w:val="20"/>
               </w:rPr>
-              <w:t>ACM Advances In Robotics 2023</w:t>
+              <w:t xml:space="preserve">ACM Advances </w:t>
+            </w:r>
+            <w:proofErr w:type="gramStart"/>
+            <w:r>
+              <w:rPr>
+                <w:sz w:val="20"/>
+              </w:rPr>
+              <w:t>In</w:t>
+            </w:r>
+            <w:proofErr w:type="gramEnd"/>
+            <w:r>
+              <w:rPr>
+                <w:sz w:val="20"/>
+              </w:rPr>
+              <w:t xml:space="preserve"> Robotics 2023</w:t>
             </w:r>
           </w:p>
           <w:p>
@@ -7215,7 +7371,21 @@
               <w:rPr>
                 <w:sz w:val="20"/>
               </w:rPr>
-              <w:t>Shubhankar Riswadkar, Shail Jadav, and Harish PM</w:t>
+              <w:t xml:space="preserve">Shubhankar </w:t>
+            </w:r>
+            <w:proofErr w:type="spellStart"/>
+            <w:r>
+              <w:rPr>
+                <w:sz w:val="20"/>
+              </w:rPr>
+              <w:t>Riswadkar</w:t>
+            </w:r>
+            <w:proofErr w:type="spellEnd"/>
+            <w:r>
+              <w:rPr>
+                <w:sz w:val="20"/>
+              </w:rPr>
+              <w:t>, Shail Jadav, and Harish PM</w:t>
             </w:r>
           </w:p>
         </w:tc>
@@ -7256,7 +7426,21 @@
               <w:rPr>
                 <w:sz w:val="20"/>
               </w:rPr>
-              <w:t>ACM Advances In Robotics 2023</w:t>
+              <w:t xml:space="preserve">ACM Advances </w:t>
+            </w:r>
+            <w:proofErr w:type="gramStart"/>
+            <w:r>
+              <w:rPr>
+                <w:sz w:val="20"/>
+              </w:rPr>
+              <w:t>In</w:t>
+            </w:r>
+            <w:proofErr w:type="gramEnd"/>
+            <w:r>
+              <w:rPr>
+                <w:sz w:val="20"/>
+              </w:rPr>
+              <w:t xml:space="preserve"> Robotics 2023</w:t>
             </w:r>
           </w:p>
           <w:p>
